--- a/Seminar-Front-Pages.docx
+++ b/Seminar-Front-Pages.docx
@@ -404,7 +404,6 @@
           <w:szCs w:val="28"/>
         </w:rPr>
       </w:pPr>
-      <w:proofErr w:type="gramStart"/>
       <w:r>
         <w:rPr>
           <w:rFonts w:ascii="Times New Roman" w:eastAsia="Times New Roman" w:hAnsi="Times New Roman" w:cs="Times New Roman"/>
@@ -414,7 +413,6 @@
         </w:rPr>
         <w:t>on</w:t>
       </w:r>
-      <w:proofErr w:type="gramEnd"/>
     </w:p>
     <w:p>
       <w:pPr>
@@ -470,7 +468,6 @@
           <w:szCs w:val="28"/>
         </w:rPr>
       </w:pPr>
-      <w:proofErr w:type="gramStart"/>
       <w:r>
         <w:rPr>
           <w:rFonts w:ascii="Times New Roman" w:eastAsia="Times New Roman" w:hAnsi="Times New Roman" w:cs="Times New Roman"/>
@@ -479,18 +476,7 @@
           <w:sz w:val="28"/>
           <w:szCs w:val="28"/>
         </w:rPr>
-        <w:t>Submitted in</w:t>
-      </w:r>
-      <w:proofErr w:type="gramEnd"/>
-      <w:r>
-        <w:rPr>
-          <w:rFonts w:ascii="Times New Roman" w:eastAsia="Times New Roman" w:hAnsi="Times New Roman" w:cs="Times New Roman"/>
-          <w:b/>
-          <w:i/>
-          <w:sz w:val="28"/>
-          <w:szCs w:val="28"/>
-        </w:rPr>
-        <w:t xml:space="preserve"> partial fulfillment for the award of </w:t>
+        <w:t xml:space="preserve">Submitted in partial fulfillment for the award of </w:t>
       </w:r>
       <w:r>
         <w:rPr>
@@ -1582,7 +1568,6 @@
         <w:rPr>
           <w:sz w:val="24"/>
           <w:szCs w:val="24"/>
-          <w:u w:val="single"/>
         </w:rPr>
         <w:t>1DS22CY0</w:t>
       </w:r>
@@ -1590,7 +1575,6 @@
         <w:rPr>
           <w:sz w:val="24"/>
           <w:szCs w:val="24"/>
-          <w:u w:val="single"/>
         </w:rPr>
         <w:t>56</w:t>
       </w:r>
@@ -1618,25 +1602,7 @@
           <w:sz w:val="24"/>
           <w:szCs w:val="24"/>
         </w:rPr>
-        <w:t xml:space="preserve"> student </w:t>
-      </w:r>
-      <w:proofErr w:type="gramStart"/>
-      <w:r>
-        <w:rPr>
-          <w:b w:val="0"/>
-          <w:sz w:val="24"/>
-          <w:szCs w:val="24"/>
-        </w:rPr>
-        <w:t>of</w:t>
-      </w:r>
-      <w:proofErr w:type="gramEnd"/>
-      <w:r>
-        <w:rPr>
-          <w:b w:val="0"/>
-          <w:sz w:val="24"/>
-          <w:szCs w:val="24"/>
-        </w:rPr>
-        <w:t xml:space="preserve"> </w:t>
+        <w:t xml:space="preserve"> student of </w:t>
       </w:r>
       <w:r>
         <w:rPr>
@@ -5353,7 +5319,7 @@
         </w:tabs>
         <w:autoSpaceDE w:val="0"/>
         <w:autoSpaceDN w:val="0"/>
-        <w:spacing w:after="0" w:line="240" w:lineRule="auto"/>
+        <w:spacing w:after="0" w:line="360" w:lineRule="auto"/>
         <w:ind w:hanging="361"/>
         <w:contextualSpacing w:val="0"/>
         <w:rPr>
@@ -5411,7 +5377,7 @@
           <w:tab w:val="left" w:pos="1241"/>
           <w:tab w:val="right" w:pos="9387"/>
         </w:tabs>
-        <w:spacing w:after="0" w:line="240" w:lineRule="auto"/>
+        <w:spacing w:after="0" w:line="360" w:lineRule="auto"/>
         <w:jc w:val="both"/>
         <w:rPr>
           <w:rFonts w:ascii="Times New Roman" w:hAnsi="Times New Roman" w:cs="Times New Roman"/>
@@ -5444,7 +5410,7 @@
           <w:tab w:val="left" w:pos="1241"/>
           <w:tab w:val="right" w:pos="9375"/>
         </w:tabs>
-        <w:spacing w:after="0" w:line="240" w:lineRule="auto"/>
+        <w:spacing w:after="0" w:line="360" w:lineRule="auto"/>
         <w:ind w:left="720"/>
         <w:rPr>
           <w:rFonts w:ascii="Times New Roman" w:hAnsi="Times New Roman" w:cs="Times New Roman"/>
@@ -5491,7 +5457,7 @@
           <w:tab w:val="left" w:pos="1241"/>
           <w:tab w:val="right" w:pos="9349"/>
         </w:tabs>
-        <w:spacing w:after="0" w:line="240" w:lineRule="auto"/>
+        <w:spacing w:after="0" w:line="360" w:lineRule="auto"/>
         <w:ind w:left="720"/>
         <w:jc w:val="both"/>
         <w:rPr>
@@ -5539,7 +5505,7 @@
           <w:tab w:val="left" w:pos="821"/>
           <w:tab w:val="right" w:leader="dot" w:pos="9440"/>
         </w:tabs>
-        <w:spacing w:after="0" w:line="240" w:lineRule="auto"/>
+        <w:spacing w:after="0" w:line="360" w:lineRule="auto"/>
         <w:rPr>
           <w:rFonts w:ascii="Times New Roman" w:hAnsi="Times New Roman" w:cs="Times New Roman"/>
           <w:sz w:val="24"/>
@@ -5608,7 +5574,7 @@
           <w:tab w:val="left" w:pos="821"/>
           <w:tab w:val="right" w:leader="dot" w:pos="9440"/>
         </w:tabs>
-        <w:spacing w:after="0" w:line="240" w:lineRule="auto"/>
+        <w:spacing w:after="0" w:line="360" w:lineRule="auto"/>
         <w:rPr>
           <w:rFonts w:ascii="Times New Roman" w:hAnsi="Times New Roman" w:cs="Times New Roman"/>
           <w:sz w:val="24"/>
@@ -5663,7 +5629,7 @@
           <w:tab w:val="left" w:pos="821"/>
           <w:tab w:val="right" w:leader="dot" w:pos="9440"/>
         </w:tabs>
-        <w:spacing w:after="0" w:line="240" w:lineRule="auto"/>
+        <w:spacing w:after="0" w:line="360" w:lineRule="auto"/>
         <w:jc w:val="both"/>
         <w:rPr>
           <w:rFonts w:ascii="Times New Roman" w:hAnsi="Times New Roman" w:cs="Times New Roman"/>
@@ -5726,7 +5692,7 @@
           <w:tab w:val="left" w:pos="821"/>
           <w:tab w:val="right" w:leader="dot" w:pos="9440"/>
         </w:tabs>
-        <w:spacing w:after="0" w:line="240" w:lineRule="auto"/>
+        <w:spacing w:after="0" w:line="360" w:lineRule="auto"/>
         <w:jc w:val="both"/>
         <w:rPr>
           <w:rFonts w:ascii="Times New Roman" w:hAnsi="Times New Roman" w:cs="Times New Roman"/>
@@ -5876,7 +5842,7 @@
         </w:tabs>
         <w:autoSpaceDE w:val="0"/>
         <w:autoSpaceDN w:val="0"/>
-        <w:spacing w:after="0" w:line="240" w:lineRule="auto"/>
+        <w:spacing w:after="0" w:line="360" w:lineRule="auto"/>
         <w:ind w:hanging="361"/>
         <w:contextualSpacing w:val="0"/>
         <w:rPr>
@@ -5967,9 +5933,8 @@
           <w:sz w:val="28"/>
           <w:szCs w:val="28"/>
         </w:rPr>
-        <w:t>…</w:t>
-      </w:r>
-      <w:proofErr w:type="gramStart"/>
+        <w:t>……</w:t>
+      </w:r>
       <w:r>
         <w:rPr>
           <w:rFonts w:ascii="Times New Roman" w:hAnsi="Times New Roman" w:cs="Times New Roman"/>
@@ -5977,26 +5942,7 @@
           <w:sz w:val="28"/>
           <w:szCs w:val="28"/>
         </w:rPr>
-        <w:t>…</w:t>
-      </w:r>
-      <w:r>
-        <w:rPr>
-          <w:rFonts w:ascii="Times New Roman" w:hAnsi="Times New Roman" w:cs="Times New Roman"/>
-          <w:b/>
-          <w:sz w:val="28"/>
-          <w:szCs w:val="28"/>
-        </w:rPr>
-        <w:t>..</w:t>
-      </w:r>
-      <w:proofErr w:type="gramEnd"/>
-      <w:r>
-        <w:rPr>
-          <w:rFonts w:ascii="Times New Roman" w:hAnsi="Times New Roman" w:cs="Times New Roman"/>
-          <w:b/>
-          <w:sz w:val="28"/>
-          <w:szCs w:val="28"/>
-        </w:rPr>
-        <w:t>2</w:t>
+        <w:t>..2</w:t>
       </w:r>
       <w:r>
         <w:rPr>
@@ -6018,7 +5964,7 @@
         </w:tabs>
         <w:autoSpaceDE w:val="0"/>
         <w:autoSpaceDN w:val="0"/>
-        <w:spacing w:after="0" w:line="240" w:lineRule="auto"/>
+        <w:spacing w:after="0" w:line="360" w:lineRule="auto"/>
         <w:ind w:left="820"/>
         <w:contextualSpacing w:val="0"/>
         <w:rPr>
@@ -6046,7 +5992,7 @@
         </w:tabs>
         <w:autoSpaceDE w:val="0"/>
         <w:autoSpaceDN w:val="0"/>
-        <w:spacing w:line="240" w:lineRule="auto"/>
+        <w:spacing w:line="360" w:lineRule="auto"/>
         <w:ind w:left="820"/>
         <w:rPr>
           <w:rFonts w:ascii="Times New Roman" w:hAnsi="Times New Roman" w:cs="Times New Roman"/>
@@ -6081,7 +6027,7 @@
         </w:tabs>
         <w:autoSpaceDE w:val="0"/>
         <w:autoSpaceDN w:val="0"/>
-        <w:spacing w:line="240" w:lineRule="auto"/>
+        <w:spacing w:line="360" w:lineRule="auto"/>
         <w:ind w:left="820"/>
         <w:rPr>
           <w:rFonts w:ascii="Times New Roman" w:hAnsi="Times New Roman" w:cs="Times New Roman"/>
@@ -6116,7 +6062,7 @@
         </w:tabs>
         <w:autoSpaceDE w:val="0"/>
         <w:autoSpaceDN w:val="0"/>
-        <w:spacing w:line="240" w:lineRule="auto"/>
+        <w:spacing w:line="360" w:lineRule="auto"/>
         <w:ind w:left="820"/>
         <w:rPr>
           <w:rFonts w:ascii="Times New Roman" w:hAnsi="Times New Roman" w:cs="Times New Roman"/>
@@ -6159,7 +6105,7 @@
         </w:tabs>
         <w:autoSpaceDE w:val="0"/>
         <w:autoSpaceDN w:val="0"/>
-        <w:spacing w:line="240" w:lineRule="auto"/>
+        <w:spacing w:line="360" w:lineRule="auto"/>
         <w:ind w:left="820"/>
         <w:rPr>
           <w:rFonts w:ascii="Times New Roman" w:hAnsi="Times New Roman" w:cs="Times New Roman"/>
@@ -6202,7 +6148,7 @@
         </w:tabs>
         <w:autoSpaceDE w:val="0"/>
         <w:autoSpaceDN w:val="0"/>
-        <w:spacing w:line="240" w:lineRule="auto"/>
+        <w:spacing w:line="360" w:lineRule="auto"/>
         <w:ind w:left="820"/>
         <w:rPr>
           <w:rFonts w:ascii="Times New Roman" w:hAnsi="Times New Roman" w:cs="Times New Roman"/>
@@ -6245,7 +6191,7 @@
         </w:tabs>
         <w:autoSpaceDE w:val="0"/>
         <w:autoSpaceDN w:val="0"/>
-        <w:spacing w:after="0" w:line="240" w:lineRule="auto"/>
+        <w:spacing w:after="0" w:line="360" w:lineRule="auto"/>
         <w:ind w:left="820"/>
         <w:contextualSpacing w:val="0"/>
         <w:rPr>
@@ -6281,7 +6227,7 @@
         </w:tabs>
         <w:autoSpaceDE w:val="0"/>
         <w:autoSpaceDN w:val="0"/>
-        <w:spacing w:after="0" w:line="240" w:lineRule="auto"/>
+        <w:spacing w:after="0" w:line="360" w:lineRule="auto"/>
         <w:ind w:left="820"/>
         <w:contextualSpacing w:val="0"/>
         <w:rPr>
@@ -6309,7 +6255,7 @@
         </w:tabs>
         <w:autoSpaceDE w:val="0"/>
         <w:autoSpaceDN w:val="0"/>
-        <w:spacing w:after="0" w:line="240" w:lineRule="auto"/>
+        <w:spacing w:after="0" w:line="360" w:lineRule="auto"/>
         <w:ind w:left="820"/>
         <w:contextualSpacing w:val="0"/>
         <w:rPr>
@@ -6343,7 +6289,7 @@
         </w:tabs>
         <w:autoSpaceDE w:val="0"/>
         <w:autoSpaceDN w:val="0"/>
-        <w:spacing w:after="0" w:line="240" w:lineRule="auto"/>
+        <w:spacing w:after="0" w:line="360" w:lineRule="auto"/>
         <w:contextualSpacing w:val="0"/>
         <w:rPr>
           <w:rFonts w:ascii="Times New Roman" w:hAnsi="Times New Roman" w:cs="Times New Roman"/>
@@ -6408,7 +6354,7 @@
         </w:tabs>
         <w:autoSpaceDE w:val="0"/>
         <w:autoSpaceDN w:val="0"/>
-        <w:spacing w:line="240" w:lineRule="auto"/>
+        <w:spacing w:line="360" w:lineRule="auto"/>
         <w:ind w:left="820"/>
         <w:rPr>
           <w:rFonts w:ascii="Times New Roman" w:hAnsi="Times New Roman" w:cs="Times New Roman"/>
@@ -6443,7 +6389,7 @@
         </w:tabs>
         <w:autoSpaceDE w:val="0"/>
         <w:autoSpaceDN w:val="0"/>
-        <w:spacing w:line="240" w:lineRule="auto"/>
+        <w:spacing w:line="360" w:lineRule="auto"/>
         <w:ind w:left="820"/>
         <w:rPr>
           <w:rFonts w:ascii="Times New Roman" w:hAnsi="Times New Roman" w:cs="Times New Roman"/>
@@ -6478,7 +6424,7 @@
         </w:tabs>
         <w:autoSpaceDE w:val="0"/>
         <w:autoSpaceDN w:val="0"/>
-        <w:spacing w:line="240" w:lineRule="auto"/>
+        <w:spacing w:line="360" w:lineRule="auto"/>
         <w:ind w:left="820"/>
         <w:rPr>
           <w:rFonts w:ascii="Times New Roman" w:hAnsi="Times New Roman" w:cs="Times New Roman"/>
@@ -6492,6 +6438,7 @@
           <w:sz w:val="24"/>
           <w:szCs w:val="24"/>
         </w:rPr>
+        <w:lastRenderedPageBreak/>
         <w:t xml:space="preserve">4.3 </w:t>
       </w:r>
       <w:r>
@@ -6513,7 +6460,7 @@
         </w:tabs>
         <w:autoSpaceDE w:val="0"/>
         <w:autoSpaceDN w:val="0"/>
-        <w:spacing w:line="240" w:lineRule="auto"/>
+        <w:spacing w:line="360" w:lineRule="auto"/>
         <w:ind w:left="820"/>
         <w:rPr>
           <w:rFonts w:ascii="Times New Roman" w:hAnsi="Times New Roman" w:cs="Times New Roman"/>
@@ -6548,7 +6495,7 @@
         </w:tabs>
         <w:autoSpaceDE w:val="0"/>
         <w:autoSpaceDN w:val="0"/>
-        <w:spacing w:line="240" w:lineRule="auto"/>
+        <w:spacing w:line="360" w:lineRule="auto"/>
         <w:ind w:left="820"/>
         <w:rPr>
           <w:rFonts w:ascii="Times New Roman" w:hAnsi="Times New Roman" w:cs="Times New Roman"/>
@@ -6583,7 +6530,7 @@
         </w:tabs>
         <w:autoSpaceDE w:val="0"/>
         <w:autoSpaceDN w:val="0"/>
-        <w:spacing w:line="240" w:lineRule="auto"/>
+        <w:spacing w:line="360" w:lineRule="auto"/>
         <w:ind w:left="820"/>
         <w:rPr>
           <w:rFonts w:ascii="Times New Roman" w:hAnsi="Times New Roman" w:cs="Times New Roman"/>
@@ -6642,7 +6589,7 @@
         </w:tabs>
         <w:autoSpaceDE w:val="0"/>
         <w:autoSpaceDN w:val="0"/>
-        <w:spacing w:after="0" w:line="240" w:lineRule="auto"/>
+        <w:spacing w:after="0" w:line="360" w:lineRule="auto"/>
         <w:ind w:left="820"/>
         <w:contextualSpacing w:val="0"/>
         <w:rPr>
@@ -6680,7 +6627,7 @@
           <w:tab w:val="left" w:pos="821"/>
           <w:tab w:val="right" w:leader="dot" w:pos="9440"/>
         </w:tabs>
-        <w:spacing w:before="240" w:after="0" w:line="240" w:lineRule="auto"/>
+        <w:spacing w:before="240" w:after="0" w:line="360" w:lineRule="auto"/>
         <w:rPr>
           <w:rFonts w:ascii="Times New Roman" w:hAnsi="Times New Roman" w:cs="Times New Roman"/>
           <w:sz w:val="24"/>
@@ -6713,27 +6660,7 @@
           <w:sz w:val="28"/>
           <w:szCs w:val="28"/>
         </w:rPr>
-        <w:t>…</w:t>
-      </w:r>
-      <w:proofErr w:type="gramStart"/>
-      <w:r>
-        <w:rPr>
-          <w:rFonts w:ascii="Times New Roman" w:hAnsi="Times New Roman" w:cs="Times New Roman"/>
-          <w:b/>
-          <w:sz w:val="28"/>
-          <w:szCs w:val="28"/>
-        </w:rPr>
-        <w:t>…..</w:t>
-      </w:r>
-      <w:proofErr w:type="gramEnd"/>
-      <w:r>
-        <w:rPr>
-          <w:rFonts w:ascii="Times New Roman" w:hAnsi="Times New Roman" w:cs="Times New Roman"/>
-          <w:b/>
-          <w:sz w:val="28"/>
-          <w:szCs w:val="28"/>
-        </w:rPr>
-        <w:t>3</w:t>
+        <w:t>……..3</w:t>
       </w:r>
       <w:r>
         <w:rPr>
@@ -6752,7 +6679,7 @@
           <w:tab w:val="left" w:pos="821"/>
           <w:tab w:val="right" w:leader="dot" w:pos="9440"/>
         </w:tabs>
-        <w:spacing w:before="240" w:after="0" w:line="240" w:lineRule="auto"/>
+        <w:spacing w:before="240" w:after="0" w:line="360" w:lineRule="auto"/>
         <w:ind w:left="820"/>
         <w:rPr>
           <w:rFonts w:ascii="Times New Roman" w:hAnsi="Times New Roman" w:cs="Times New Roman"/>
@@ -6778,7 +6705,7 @@
           <w:tab w:val="left" w:pos="821"/>
           <w:tab w:val="right" w:leader="dot" w:pos="9440"/>
         </w:tabs>
-        <w:spacing w:after="0" w:line="240" w:lineRule="auto"/>
+        <w:spacing w:after="0" w:line="360" w:lineRule="auto"/>
         <w:ind w:left="820"/>
         <w:rPr>
           <w:rFonts w:ascii="Times New Roman" w:hAnsi="Times New Roman" w:cs="Times New Roman"/>
@@ -6804,7 +6731,7 @@
           <w:tab w:val="left" w:pos="821"/>
           <w:tab w:val="right" w:leader="dot" w:pos="9440"/>
         </w:tabs>
-        <w:spacing w:after="0" w:line="240" w:lineRule="auto"/>
+        <w:spacing w:after="0" w:line="360" w:lineRule="auto"/>
         <w:ind w:left="820"/>
         <w:rPr>
           <w:rFonts w:ascii="Times New Roman" w:hAnsi="Times New Roman" w:cs="Times New Roman"/>
@@ -6820,7 +6747,6 @@
           <w:sz w:val="24"/>
           <w:szCs w:val="24"/>
         </w:rPr>
-        <w:lastRenderedPageBreak/>
         <w:t>5.3 Limitations</w:t>
       </w:r>
     </w:p>
@@ -6831,7 +6757,7 @@
           <w:tab w:val="left" w:pos="821"/>
           <w:tab w:val="right" w:leader="dot" w:pos="9440"/>
         </w:tabs>
-        <w:spacing w:after="0" w:line="240" w:lineRule="auto"/>
+        <w:spacing w:after="0" w:line="360" w:lineRule="auto"/>
         <w:ind w:left="820"/>
         <w:rPr>
           <w:rFonts w:ascii="Times New Roman" w:hAnsi="Times New Roman" w:cs="Times New Roman"/>
@@ -6957,146 +6883,6 @@
         </w:rPr>
         <w:t xml:space="preserve">          </w:t>
       </w:r>
-    </w:p>
-    <w:p>
-      <w:pPr>
-        <w:tabs>
-          <w:tab w:val="left" w:pos="821"/>
-          <w:tab w:val="right" w:leader="dot" w:pos="9440"/>
-        </w:tabs>
-        <w:spacing w:after="0" w:line="360" w:lineRule="auto"/>
-        <w:rPr>
-          <w:rFonts w:ascii="Times New Roman" w:hAnsi="Times New Roman" w:cs="Times New Roman"/>
-          <w:sz w:val="24"/>
-          <w:szCs w:val="24"/>
-        </w:rPr>
-      </w:pPr>
-    </w:p>
-    <w:p>
-      <w:pPr>
-        <w:tabs>
-          <w:tab w:val="left" w:pos="821"/>
-          <w:tab w:val="right" w:leader="dot" w:pos="9440"/>
-        </w:tabs>
-        <w:spacing w:after="0" w:line="360" w:lineRule="auto"/>
-        <w:rPr>
-          <w:rFonts w:ascii="Times New Roman" w:hAnsi="Times New Roman" w:cs="Times New Roman"/>
-          <w:sz w:val="24"/>
-          <w:szCs w:val="24"/>
-        </w:rPr>
-      </w:pPr>
-    </w:p>
-    <w:p>
-      <w:pPr>
-        <w:tabs>
-          <w:tab w:val="left" w:pos="821"/>
-          <w:tab w:val="right" w:leader="dot" w:pos="9440"/>
-        </w:tabs>
-        <w:spacing w:after="0" w:line="360" w:lineRule="auto"/>
-        <w:rPr>
-          <w:rFonts w:ascii="Times New Roman" w:hAnsi="Times New Roman" w:cs="Times New Roman"/>
-          <w:sz w:val="24"/>
-          <w:szCs w:val="24"/>
-        </w:rPr>
-      </w:pPr>
-    </w:p>
-    <w:p>
-      <w:pPr>
-        <w:tabs>
-          <w:tab w:val="left" w:pos="821"/>
-          <w:tab w:val="right" w:leader="dot" w:pos="9440"/>
-        </w:tabs>
-        <w:spacing w:after="0" w:line="360" w:lineRule="auto"/>
-        <w:rPr>
-          <w:rFonts w:ascii="Times New Roman" w:hAnsi="Times New Roman" w:cs="Times New Roman"/>
-          <w:sz w:val="24"/>
-          <w:szCs w:val="24"/>
-        </w:rPr>
-      </w:pPr>
-    </w:p>
-    <w:p>
-      <w:pPr>
-        <w:tabs>
-          <w:tab w:val="left" w:pos="821"/>
-          <w:tab w:val="right" w:leader="dot" w:pos="9440"/>
-        </w:tabs>
-        <w:spacing w:after="0" w:line="360" w:lineRule="auto"/>
-        <w:rPr>
-          <w:rFonts w:ascii="Times New Roman" w:hAnsi="Times New Roman" w:cs="Times New Roman"/>
-          <w:sz w:val="24"/>
-          <w:szCs w:val="24"/>
-        </w:rPr>
-      </w:pPr>
-    </w:p>
-    <w:p>
-      <w:pPr>
-        <w:tabs>
-          <w:tab w:val="left" w:pos="821"/>
-          <w:tab w:val="right" w:leader="dot" w:pos="9440"/>
-        </w:tabs>
-        <w:spacing w:after="0" w:line="360" w:lineRule="auto"/>
-        <w:rPr>
-          <w:rFonts w:ascii="Times New Roman" w:hAnsi="Times New Roman" w:cs="Times New Roman"/>
-          <w:sz w:val="24"/>
-          <w:szCs w:val="24"/>
-        </w:rPr>
-      </w:pPr>
-    </w:p>
-    <w:p>
-      <w:pPr>
-        <w:tabs>
-          <w:tab w:val="left" w:pos="821"/>
-          <w:tab w:val="right" w:leader="dot" w:pos="9440"/>
-        </w:tabs>
-        <w:spacing w:after="0" w:line="360" w:lineRule="auto"/>
-        <w:rPr>
-          <w:rFonts w:ascii="Times New Roman" w:hAnsi="Times New Roman" w:cs="Times New Roman"/>
-          <w:sz w:val="24"/>
-          <w:szCs w:val="24"/>
-        </w:rPr>
-      </w:pPr>
-    </w:p>
-    <w:p>
-      <w:pPr>
-        <w:tabs>
-          <w:tab w:val="left" w:pos="821"/>
-          <w:tab w:val="right" w:leader="dot" w:pos="9440"/>
-        </w:tabs>
-        <w:spacing w:after="0" w:line="360" w:lineRule="auto"/>
-        <w:rPr>
-          <w:rFonts w:ascii="Times New Roman" w:hAnsi="Times New Roman" w:cs="Times New Roman"/>
-          <w:sz w:val="24"/>
-          <w:szCs w:val="24"/>
-        </w:rPr>
-      </w:pPr>
-    </w:p>
-    <w:p>
-      <w:pPr>
-        <w:tabs>
-          <w:tab w:val="left" w:pos="821"/>
-          <w:tab w:val="right" w:leader="dot" w:pos="9440"/>
-        </w:tabs>
-        <w:spacing w:after="0" w:line="360" w:lineRule="auto"/>
-        <w:rPr>
-          <w:rFonts w:ascii="Times New Roman" w:hAnsi="Times New Roman" w:cs="Times New Roman"/>
-          <w:sz w:val="24"/>
-          <w:szCs w:val="24"/>
-        </w:rPr>
-      </w:pPr>
-    </w:p>
-    <w:p>
-      <w:pPr>
-        <w:tabs>
-          <w:tab w:val="left" w:pos="821"/>
-          <w:tab w:val="right" w:leader="dot" w:pos="9440"/>
-        </w:tabs>
-        <w:spacing w:after="0" w:line="360" w:lineRule="auto"/>
-        <w:rPr>
-          <w:rFonts w:ascii="Times New Roman" w:hAnsi="Times New Roman" w:cs="Times New Roman"/>
-          <w:sz w:val="24"/>
-          <w:szCs w:val="24"/>
-        </w:rPr>
-      </w:pPr>
     </w:p>
     <w:p>
       <w:pPr>
@@ -7955,15 +7741,7 @@
                 <w:sz w:val="24"/>
                 <w:szCs w:val="24"/>
               </w:rPr>
-              <w:t>Architecture</w:t>
-            </w:r>
-            <w:r>
-              <w:rPr>
-                <w:bCs/>
-                <w:sz w:val="24"/>
-                <w:szCs w:val="24"/>
-              </w:rPr>
-              <w:t xml:space="preserve"> </w:t>
+              <w:t xml:space="preserve">Architecture </w:t>
             </w:r>
           </w:p>
         </w:tc>
@@ -7999,121 +7777,132 @@
     </w:tbl>
     <w:p>
       <w:pPr>
-        <w:tabs>
-          <w:tab w:val="left" w:pos="821"/>
-          <w:tab w:val="right" w:leader="dot" w:pos="9440"/>
-        </w:tabs>
-        <w:spacing w:line="480" w:lineRule="auto"/>
+        <w:spacing w:before="211"/>
+        <w:ind w:right="1"/>
+        <w:rPr>
+          <w:rFonts w:ascii="Times New Roman" w:hAnsi="Times New Roman" w:cs="Times New Roman"/>
+          <w:b/>
+          <w:sz w:val="32"/>
+        </w:rPr>
+      </w:pPr>
+    </w:p>
+    <w:p>
+      <w:pPr>
+        <w:spacing w:before="211"/>
+        <w:ind w:right="1"/>
         <w:jc w:val="center"/>
         <w:rPr>
           <w:rFonts w:ascii="Times New Roman" w:hAnsi="Times New Roman" w:cs="Times New Roman"/>
-          <w:sz w:val="28"/>
-          <w:szCs w:val="28"/>
-        </w:rPr>
-      </w:pPr>
-    </w:p>
-    <w:p>
-      <w:pPr>
-        <w:tabs>
-          <w:tab w:val="left" w:pos="821"/>
-          <w:tab w:val="right" w:leader="dot" w:pos="9440"/>
-        </w:tabs>
-        <w:spacing w:line="480" w:lineRule="auto"/>
+          <w:b/>
+          <w:sz w:val="32"/>
+        </w:rPr>
+      </w:pPr>
+    </w:p>
+    <w:p>
+      <w:pPr>
+        <w:spacing w:before="211"/>
+        <w:ind w:right="1"/>
         <w:jc w:val="center"/>
         <w:rPr>
           <w:rFonts w:ascii="Times New Roman" w:hAnsi="Times New Roman" w:cs="Times New Roman"/>
-          <w:sz w:val="28"/>
-          <w:szCs w:val="28"/>
-        </w:rPr>
-      </w:pPr>
-    </w:p>
-    <w:p>
-      <w:pPr>
-        <w:tabs>
-          <w:tab w:val="left" w:pos="821"/>
-          <w:tab w:val="right" w:leader="dot" w:pos="9440"/>
-        </w:tabs>
-        <w:spacing w:line="480" w:lineRule="auto"/>
+          <w:b/>
+          <w:sz w:val="32"/>
+        </w:rPr>
+      </w:pPr>
+    </w:p>
+    <w:p>
+      <w:pPr>
+        <w:spacing w:before="211"/>
+        <w:ind w:right="1"/>
         <w:jc w:val="center"/>
         <w:rPr>
           <w:rFonts w:ascii="Times New Roman" w:hAnsi="Times New Roman" w:cs="Times New Roman"/>
-          <w:sz w:val="28"/>
-          <w:szCs w:val="28"/>
-        </w:rPr>
-      </w:pPr>
-    </w:p>
-    <w:p>
-      <w:pPr>
-        <w:tabs>
-          <w:tab w:val="left" w:pos="821"/>
-          <w:tab w:val="right" w:leader="dot" w:pos="9440"/>
-        </w:tabs>
-        <w:spacing w:line="480" w:lineRule="auto"/>
+          <w:b/>
+          <w:sz w:val="32"/>
+        </w:rPr>
+      </w:pPr>
+    </w:p>
+    <w:p>
+      <w:pPr>
+        <w:spacing w:before="211"/>
+        <w:ind w:right="1"/>
         <w:jc w:val="center"/>
         <w:rPr>
           <w:rFonts w:ascii="Times New Roman" w:hAnsi="Times New Roman" w:cs="Times New Roman"/>
-          <w:sz w:val="28"/>
-          <w:szCs w:val="28"/>
-        </w:rPr>
-      </w:pPr>
-    </w:p>
-    <w:p>
-      <w:pPr>
-        <w:tabs>
-          <w:tab w:val="left" w:pos="821"/>
-          <w:tab w:val="right" w:leader="dot" w:pos="9440"/>
-        </w:tabs>
-        <w:spacing w:line="480" w:lineRule="auto"/>
+          <w:b/>
+          <w:sz w:val="32"/>
+        </w:rPr>
+      </w:pPr>
+    </w:p>
+    <w:p>
+      <w:pPr>
+        <w:spacing w:before="211"/>
+        <w:ind w:right="1"/>
         <w:jc w:val="center"/>
         <w:rPr>
           <w:rFonts w:ascii="Times New Roman" w:hAnsi="Times New Roman" w:cs="Times New Roman"/>
-          <w:sz w:val="28"/>
-          <w:szCs w:val="28"/>
-        </w:rPr>
-      </w:pPr>
-    </w:p>
-    <w:p>
-      <w:pPr>
-        <w:tabs>
-          <w:tab w:val="left" w:pos="821"/>
-          <w:tab w:val="right" w:leader="dot" w:pos="9440"/>
-        </w:tabs>
-        <w:spacing w:line="480" w:lineRule="auto"/>
+          <w:b/>
+          <w:sz w:val="32"/>
+        </w:rPr>
+      </w:pPr>
+    </w:p>
+    <w:p>
+      <w:pPr>
+        <w:spacing w:before="211"/>
+        <w:ind w:right="1"/>
         <w:jc w:val="center"/>
         <w:rPr>
           <w:rFonts w:ascii="Times New Roman" w:hAnsi="Times New Roman" w:cs="Times New Roman"/>
-          <w:sz w:val="28"/>
-          <w:szCs w:val="28"/>
-        </w:rPr>
-      </w:pPr>
-    </w:p>
-    <w:p>
-      <w:pPr>
-        <w:tabs>
-          <w:tab w:val="left" w:pos="821"/>
-          <w:tab w:val="right" w:leader="dot" w:pos="9440"/>
-        </w:tabs>
-        <w:spacing w:line="480" w:lineRule="auto"/>
+          <w:b/>
+          <w:sz w:val="32"/>
+        </w:rPr>
+      </w:pPr>
+    </w:p>
+    <w:p>
+      <w:pPr>
+        <w:spacing w:before="211"/>
+        <w:ind w:right="1"/>
         <w:jc w:val="center"/>
         <w:rPr>
           <w:rFonts w:ascii="Times New Roman" w:hAnsi="Times New Roman" w:cs="Times New Roman"/>
-          <w:sz w:val="28"/>
-          <w:szCs w:val="28"/>
-        </w:rPr>
-      </w:pPr>
-    </w:p>
-    <w:p>
-      <w:pPr>
-        <w:tabs>
-          <w:tab w:val="left" w:pos="821"/>
-          <w:tab w:val="right" w:leader="dot" w:pos="9440"/>
-        </w:tabs>
-        <w:spacing w:line="480" w:lineRule="auto"/>
+          <w:b/>
+          <w:sz w:val="32"/>
+        </w:rPr>
+      </w:pPr>
+    </w:p>
+    <w:p>
+      <w:pPr>
+        <w:spacing w:before="211"/>
+        <w:ind w:right="1"/>
         <w:jc w:val="center"/>
         <w:rPr>
           <w:rFonts w:ascii="Times New Roman" w:hAnsi="Times New Roman" w:cs="Times New Roman"/>
-          <w:sz w:val="28"/>
-          <w:szCs w:val="28"/>
+          <w:b/>
+          <w:sz w:val="32"/>
+        </w:rPr>
+      </w:pPr>
+    </w:p>
+    <w:p>
+      <w:pPr>
+        <w:spacing w:before="211"/>
+        <w:ind w:right="1"/>
+        <w:jc w:val="center"/>
+        <w:rPr>
+          <w:rFonts w:ascii="Times New Roman" w:hAnsi="Times New Roman" w:cs="Times New Roman"/>
+          <w:b/>
+          <w:sz w:val="32"/>
+        </w:rPr>
+      </w:pPr>
+    </w:p>
+    <w:p>
+      <w:pPr>
+        <w:spacing w:before="211"/>
+        <w:ind w:right="1"/>
+        <w:jc w:val="center"/>
+        <w:rPr>
+          <w:rFonts w:ascii="Times New Roman" w:hAnsi="Times New Roman" w:cs="Times New Roman"/>
+          <w:b/>
+          <w:sz w:val="32"/>
         </w:rPr>
       </w:pPr>
     </w:p>
@@ -8381,7 +8170,6 @@
       <w:pPr>
         <w:spacing w:before="211"/>
         <w:ind w:right="1"/>
-        <w:jc w:val="center"/>
         <w:rPr>
           <w:rFonts w:ascii="Times New Roman" w:hAnsi="Times New Roman" w:cs="Times New Roman"/>
           <w:b/>
@@ -9233,14 +9021,7 @@
                 <w:sz w:val="24"/>
                 <w:szCs w:val="24"/>
               </w:rPr>
-              <w:t>Open-Source</w:t>
-            </w:r>
-            <w:r>
-              <w:rPr>
-                <w:sz w:val="24"/>
-                <w:szCs w:val="24"/>
-              </w:rPr>
-              <w:t xml:space="preserve"> Intelligence</w:t>
+              <w:t>Open-Source Intelligence</w:t>
             </w:r>
           </w:p>
         </w:tc>
@@ -9346,17 +9127,8 @@
                 <w:sz w:val="24"/>
                 <w:szCs w:val="24"/>
               </w:rPr>
-              <w:t xml:space="preserve">Command and </w:t>
+              <w:t>Command and Control</w:t>
             </w:r>
-            <w:proofErr w:type="gramStart"/>
-            <w:r>
-              <w:rPr>
-                <w:sz w:val="24"/>
-                <w:szCs w:val="24"/>
-              </w:rPr>
-              <w:t>Control</w:t>
-            </w:r>
-            <w:proofErr w:type="gramEnd"/>
           </w:p>
         </w:tc>
       </w:tr>
@@ -9714,8 +9486,6 @@
           <w:szCs w:val="32"/>
         </w:rPr>
         <w:sectPr>
-          <w:headerReference w:type="default" r:id="rId12"/>
-          <w:footerReference w:type="default" r:id="rId13"/>
           <w:pgSz w:w="12240" w:h="15840"/>
           <w:pgMar w:top="1440" w:right="1440" w:bottom="1440" w:left="1440" w:header="720" w:footer="720" w:gutter="0"/>
           <w:pgBorders w:offsetFrom="page">
@@ -9732,17 +9502,12 @@
     </w:p>
     <w:p>
       <w:pPr>
-        <w:pStyle w:val="ListParagraph"/>
-        <w:numPr>
-          <w:ilvl w:val="0"/>
-          <w:numId w:val="2"/>
-        </w:numPr>
         <w:tabs>
           <w:tab w:val="left" w:pos="821"/>
           <w:tab w:val="right" w:leader="dot" w:pos="9440"/>
         </w:tabs>
         <w:spacing w:line="360" w:lineRule="auto"/>
-        <w:jc w:val="center"/>
+        <w:ind w:left="360"/>
         <w:rPr>
           <w:rFonts w:ascii="Times New Roman" w:eastAsia="Times New Roman" w:hAnsi="Times New Roman" w:cs="Times New Roman"/>
           <w:b/>
@@ -9760,7 +9525,7 @@
           <w:szCs w:val="32"/>
         </w:rPr>
         <w:lastRenderedPageBreak/>
-        <w:t>INTRODUCTION</w:t>
+        <w:t xml:space="preserve">CHAPTER 1    </w:t>
       </w:r>
     </w:p>
     <w:p>
@@ -9770,6 +9535,34 @@
           <w:tab w:val="right" w:leader="dot" w:pos="9440"/>
         </w:tabs>
         <w:spacing w:line="360" w:lineRule="auto"/>
+        <w:ind w:left="360"/>
+        <w:jc w:val="center"/>
+        <w:rPr>
+          <w:rFonts w:ascii="Times New Roman" w:eastAsia="Times New Roman" w:hAnsi="Times New Roman" w:cs="Times New Roman"/>
+          <w:b/>
+          <w:bCs/>
+          <w:sz w:val="36"/>
+          <w:szCs w:val="36"/>
+        </w:rPr>
+      </w:pPr>
+      <w:r>
+        <w:rPr>
+          <w:rFonts w:ascii="Times New Roman" w:eastAsia="Times New Roman" w:hAnsi="Times New Roman" w:cs="Times New Roman"/>
+          <w:b/>
+          <w:bCs/>
+          <w:sz w:val="36"/>
+          <w:szCs w:val="36"/>
+        </w:rPr>
+        <w:t>INTRODUCTION</w:t>
+      </w:r>
+    </w:p>
+    <w:p>
+      <w:pPr>
+        <w:tabs>
+          <w:tab w:val="left" w:pos="821"/>
+          <w:tab w:val="right" w:leader="dot" w:pos="9440"/>
+        </w:tabs>
+        <w:spacing w:line="360" w:lineRule="auto"/>
         <w:rPr>
           <w:rFonts w:ascii="Times New Roman" w:hAnsi="Times New Roman" w:cs="Times New Roman"/>
           <w:b/>
@@ -9824,27 +9617,7 @@
           <w:szCs w:val="24"/>
           <w:lang w:eastAsia="en-IN"/>
         </w:rPr>
-        <w:t xml:space="preserve">The rapid expansion of digital technologies, cloud computing, Internet of Things (IoT), and interconnected networks </w:t>
-      </w:r>
-      <w:proofErr w:type="gramStart"/>
-      <w:r>
-        <w:rPr>
-          <w:rFonts w:ascii="Times New Roman" w:eastAsia="Times New Roman" w:hAnsi="Times New Roman" w:cs="Times New Roman"/>
-          <w:sz w:val="24"/>
-          <w:szCs w:val="24"/>
-          <w:lang w:eastAsia="en-IN"/>
-        </w:rPr>
-        <w:t>has</w:t>
-      </w:r>
-      <w:proofErr w:type="gramEnd"/>
-      <w:r>
-        <w:rPr>
-          <w:rFonts w:ascii="Times New Roman" w:eastAsia="Times New Roman" w:hAnsi="Times New Roman" w:cs="Times New Roman"/>
-          <w:sz w:val="24"/>
-          <w:szCs w:val="24"/>
-          <w:lang w:eastAsia="en-IN"/>
-        </w:rPr>
-        <w:t xml:space="preserve"> significantly increased the attack surface for cyber threats. Modern cyber</w:t>
+        <w:t>The rapid expansion of digital technologies, cloud computing, Internet of Things (IoT), and interconnected networks has significantly increased the attack surface for cyber threats. Modern cyber</w:t>
       </w:r>
       <w:r>
         <w:rPr>
@@ -9869,8 +9642,6 @@
       <w:r>
         <w:rPr>
           <w:rFonts w:ascii="Times New Roman" w:eastAsia="Times New Roman" w:hAnsi="Times New Roman" w:cs="Times New Roman"/>
-          <w:b/>
-          <w:bCs/>
           <w:sz w:val="24"/>
           <w:szCs w:val="24"/>
           <w:lang w:eastAsia="en-IN"/>
@@ -9910,8 +9681,6 @@
       <w:r>
         <w:rPr>
           <w:rFonts w:ascii="Times New Roman" w:eastAsia="Times New Roman" w:hAnsi="Times New Roman" w:cs="Times New Roman"/>
-          <w:b/>
-          <w:bCs/>
           <w:sz w:val="24"/>
           <w:szCs w:val="24"/>
           <w:lang w:eastAsia="en-IN"/>
@@ -10088,7 +9857,7 @@
                     <pic:cNvPicPr/>
                   </pic:nvPicPr>
                   <pic:blipFill>
-                    <a:blip r:embed="rId14">
+                    <a:blip r:embed="rId12">
                       <a:extLst>
                         <a:ext uri="{28A0092B-C50C-407E-A947-70E740481C1C}">
                           <a14:useLocalDpi xmlns:a14="http://schemas.microsoft.com/office/drawing/2010/main" val="0"/>
@@ -10179,6 +9948,7 @@
           <w:sz w:val="28"/>
           <w:szCs w:val="28"/>
         </w:rPr>
+        <w:lastRenderedPageBreak/>
         <w:t xml:space="preserve">1.2 Evolution of </w:t>
       </w:r>
       <w:r>
@@ -10211,7 +9981,6 @@
           <w:sz w:val="24"/>
           <w:szCs w:val="24"/>
         </w:rPr>
-        <w:lastRenderedPageBreak/>
         <w:t>The concept of Threat Intelligence began to take shape alongside the early development of computer networks and information systems, where security was primarily focused on basic access control and perimeter protection. In the initial stages, cybersecurity threats were limited in scale and complexity, often involving simple viruses, worms, and unauthorized access attempts. Security mechanisms during this period were largely reactive, relying on signature</w:t>
       </w:r>
       <w:r>
@@ -10321,25 +10090,7 @@
           <w:szCs w:val="24"/>
         </w:rPr>
         <w:noBreakHyphen/>
-        <w:t xml:space="preserve">value assets. Addressing such threats </w:t>
-      </w:r>
-      <w:proofErr w:type="gramStart"/>
-      <w:r>
-        <w:rPr>
-          <w:rFonts w:ascii="Times New Roman" w:hAnsi="Times New Roman" w:cs="Times New Roman"/>
-          <w:sz w:val="24"/>
-          <w:szCs w:val="24"/>
-        </w:rPr>
-        <w:t>required</w:t>
-      </w:r>
-      <w:proofErr w:type="gramEnd"/>
-      <w:r>
-        <w:rPr>
-          <w:rFonts w:ascii="Times New Roman" w:hAnsi="Times New Roman" w:cs="Times New Roman"/>
-          <w:sz w:val="24"/>
-          <w:szCs w:val="24"/>
-        </w:rPr>
-        <w:t xml:space="preserve"> continuous monitoring, analysis of threat patterns, and correlation of intelligence from multiple sources. This led to the formalization of Threat Intelligence processes and the development of structured models such as the Threat Intelligence Lifecycle.</w:t>
+        <w:t>value assets. Addressing such threats required continuous monitoring, analysis of threat patterns, and correlation of intelligence from multiple sources. This led to the formalization of Threat Intelligence processes and the development of structured models such as the Threat Intelligence Lifecycle.</w:t>
       </w:r>
     </w:p>
     <w:p>
@@ -10371,7 +10122,7 @@
           <w:szCs w:val="24"/>
         </w:rPr>
         <w:noBreakHyphen/>
-        <w:t xml:space="preserve">time insights into emerging threats. The integration of Threat Intelligence with security platforms such as SIEM, SOAR, and intrusion detection systems has enabled proactive threat detection and faster incident response. Today, Threat Intelligence has evolved into a strategic cybersecurity function </w:t>
+        <w:t xml:space="preserve">time insights into emerging threats. The integration of Threat Intelligence with security platforms such as SIEM, SOAR, and intrusion detection systems has enabled proactive threat detection and faster </w:t>
       </w:r>
       <w:r>
         <w:rPr>
@@ -10380,7 +10131,7 @@
           <w:szCs w:val="24"/>
         </w:rPr>
         <w:lastRenderedPageBreak/>
-        <w:t>that supports operational defense, risk management, and informed decision</w:t>
+        <w:t>incident response. Today, Threat Intelligence has evolved into a strategic cybersecurity function that supports operational defense, risk management, and informed decision</w:t>
       </w:r>
       <w:r>
         <w:rPr>
@@ -10560,16 +10311,8 @@
           <w:sz w:val="24"/>
           <w:szCs w:val="24"/>
         </w:rPr>
-        <w:t xml:space="preserve">Another important aspect of the Threat Intelligence Lifecycle is its role in enhancing coordination and communication within an organization. Different stakeholders—from security analysts and incident response teams to senior management—require different types of intelligence. The </w:t>
-      </w:r>
-      <w:r>
-        <w:rPr>
-          <w:rFonts w:ascii="Times New Roman" w:hAnsi="Times New Roman" w:cs="Times New Roman"/>
-          <w:sz w:val="24"/>
-          <w:szCs w:val="24"/>
-        </w:rPr>
         <w:lastRenderedPageBreak/>
-        <w:t>lifecycle ensures that intelligence is disseminated in an appropriate and timely manner, enabling technical teams to take immediate action while supporting strategic decision</w:t>
+        <w:t>Another important aspect of the Threat Intelligence Lifecycle is its role in enhancing coordination and communication within an organization. Different stakeholders—from security analysts and incident response teams to senior management—require different types of intelligence. The lifecycle ensures that intelligence is disseminated in an appropriate and timely manner, enabling technical teams to take immediate action while supporting strategic decision</w:t>
       </w:r>
       <w:r>
         <w:rPr>
@@ -10766,7 +10509,17 @@
           <w:lang w:eastAsia="en-IN"/>
         </w:rPr>
         <w:noBreakHyphen/>
-        <w:t>term security strategies. In highly regulated sectors such as finance, healthcare, and critical infrastructure, threat intelligence also supports compliance and regulatory requirements.</w:t>
+        <w:t xml:space="preserve">term security </w:t>
+      </w:r>
+      <w:r>
+        <w:rPr>
+          <w:rFonts w:ascii="Times New Roman" w:eastAsia="Times New Roman" w:hAnsi="Times New Roman" w:cs="Times New Roman"/>
+          <w:sz w:val="24"/>
+          <w:szCs w:val="24"/>
+          <w:lang w:eastAsia="en-IN"/>
+        </w:rPr>
+        <w:lastRenderedPageBreak/>
+        <w:t>strategies. In highly regulated sectors such as finance, healthcare, and critical infrastructure, threat intelligence also supports compliance and regulatory requirements.</w:t>
       </w:r>
     </w:p>
     <w:p>
@@ -10791,7 +10544,6 @@
           <w:szCs w:val="24"/>
           <w:lang w:eastAsia="en-IN"/>
         </w:rPr>
-        <w:lastRenderedPageBreak/>
         <w:t>This study focuses on understanding the Threat Intelligence Lifecycle as a comprehensive framework that governs the collection, analysis, and dissemination of threat information. It examines how various phases of the lifecycle work together to ensure that intelligence remains timely, relevant, and actionable. The scope includes technical, operational, and strategic aspects of threat intelligence, highlighting its role in modern cybersecurity environments.</w:t>
       </w:r>
     </w:p>
@@ -10956,16 +10708,8 @@
           <w:sz w:val="24"/>
           <w:szCs w:val="24"/>
         </w:rPr>
-        <w:t xml:space="preserve">Another important objective is to enhance situational awareness by understanding attacker behavior, tactics, techniques, and procedures. Through continuous analysis of threat patterns and trends, the lifecycle helps organizations anticipate potential attack vectors and adapt their defenses </w:t>
-      </w:r>
-      <w:r>
-        <w:rPr>
-          <w:rFonts w:ascii="Times New Roman" w:hAnsi="Times New Roman" w:cs="Times New Roman"/>
-          <w:sz w:val="24"/>
-          <w:szCs w:val="24"/>
-        </w:rPr>
         <w:lastRenderedPageBreak/>
-        <w:t>accordingly. This understanding enables security teams to prioritize threats based on risk and potential impact rather than treating all alerts equally.</w:t>
+        <w:t>Another important objective is to enhance situational awareness by understanding attacker behavior, tactics, techniques, and procedures. Through continuous analysis of threat patterns and trends, the lifecycle helps organizations anticipate potential attack vectors and adapt their defenses accordingly. This understanding enables security teams to prioritize threats based on risk and potential impact rather than treating all alerts equally.</w:t>
       </w:r>
     </w:p>
     <w:p>
@@ -10988,16 +10732,7 @@
           <w:sz w:val="24"/>
           <w:szCs w:val="24"/>
         </w:rPr>
-        <w:t xml:space="preserve">The lifecycle also aims to support coordinated incident response and risk management. By disseminating timely and relevant intelligence to appropriate stakeholders, it ensures that security teams, management, and </w:t>
-      </w:r>
-      <w:proofErr w:type="gramStart"/>
-      <w:r>
-        <w:rPr>
-          <w:rFonts w:ascii="Times New Roman" w:hAnsi="Times New Roman" w:cs="Times New Roman"/>
-          <w:sz w:val="24"/>
-          <w:szCs w:val="24"/>
-        </w:rPr>
-        <w:t>decision</w:t>
+        <w:t>The lifecycle also aims to support coordinated incident response and risk management. By disseminating timely and relevant intelligence to appropriate stakeholders, it ensures that security teams, management, and decision</w:t>
       </w:r>
       <w:r>
         <w:rPr>
@@ -11006,16 +10741,7 @@
           <w:szCs w:val="24"/>
         </w:rPr>
         <w:noBreakHyphen/>
-        <w:t>makers</w:t>
-      </w:r>
-      <w:proofErr w:type="gramEnd"/>
-      <w:r>
-        <w:rPr>
-          <w:rFonts w:ascii="Times New Roman" w:hAnsi="Times New Roman" w:cs="Times New Roman"/>
-          <w:sz w:val="24"/>
-          <w:szCs w:val="24"/>
-        </w:rPr>
-        <w:t xml:space="preserve"> are aligned during threat mitigation efforts. This coordination reduces response time, minimizes operational disruption, and improves overall resilience.</w:t>
+        <w:t>makers are aligned during threat mitigation efforts. This coordination reduces response time, minimizes operational disruption, and improves overall resilience.</w:t>
       </w:r>
     </w:p>
     <w:p>
@@ -11102,8 +10828,6 @@
       <w:r>
         <w:rPr>
           <w:rFonts w:ascii="Times New Roman" w:eastAsia="Times New Roman" w:hAnsi="Times New Roman" w:cs="Times New Roman"/>
-          <w:b/>
-          <w:bCs/>
           <w:sz w:val="24"/>
           <w:szCs w:val="24"/>
           <w:lang w:eastAsia="en-IN"/>
@@ -11167,8 +10891,6 @@
       <w:r>
         <w:rPr>
           <w:rFonts w:ascii="Times New Roman" w:eastAsia="Times New Roman" w:hAnsi="Times New Roman" w:cs="Times New Roman"/>
-          <w:b/>
-          <w:bCs/>
           <w:sz w:val="24"/>
           <w:szCs w:val="24"/>
           <w:lang w:eastAsia="en-IN"/>
@@ -11217,17 +10939,8 @@
           <w:szCs w:val="24"/>
           <w:lang w:eastAsia="en-IN"/>
         </w:rPr>
-        <w:t xml:space="preserve">Resource constraints also pose a significant challenge. Effective threat intelligence operations require skilled analysts capable of interpreting complex data and understanding attacker behavior. </w:t>
-      </w:r>
-      <w:r>
-        <w:rPr>
-          <w:rFonts w:ascii="Times New Roman" w:eastAsia="Times New Roman" w:hAnsi="Times New Roman" w:cs="Times New Roman"/>
-          <w:sz w:val="24"/>
-          <w:szCs w:val="24"/>
-          <w:lang w:eastAsia="en-IN"/>
-        </w:rPr>
         <w:lastRenderedPageBreak/>
-        <w:t xml:space="preserve">However, there is a global shortage of trained cybersecurity professionals, making it difficult for organizations to fully utilize threat intelligence systems. </w:t>
+        <w:t xml:space="preserve">Resource constraints also pose a significant challenge. Effective threat intelligence operations require skilled analysts capable of interpreting complex data and understanding attacker behavior. However, there is a global shortage of trained cybersecurity professionals, making it difficult for organizations to fully utilize threat intelligence systems. </w:t>
       </w:r>
     </w:p>
     <w:p>
@@ -11423,23 +11136,35 @@
     </w:p>
     <w:p>
       <w:pPr>
-        <w:spacing w:before="100" w:beforeAutospacing="1" w:after="100" w:afterAutospacing="1" w:line="360" w:lineRule="auto"/>
-        <w:jc w:val="both"/>
-        <w:rPr>
-          <w:rFonts w:ascii="Times New Roman" w:eastAsia="Times New Roman" w:hAnsi="Times New Roman" w:cs="Times New Roman"/>
-          <w:sz w:val="24"/>
-          <w:szCs w:val="24"/>
+        <w:tabs>
+          <w:tab w:val="left" w:pos="821"/>
+          <w:tab w:val="right" w:leader="dot" w:pos="9440"/>
+        </w:tabs>
+        <w:spacing w:line="360" w:lineRule="auto"/>
+        <w:rPr>
+          <w:rFonts w:ascii="Times New Roman" w:eastAsia="Times New Roman" w:hAnsi="Times New Roman" w:cs="Times New Roman"/>
+          <w:b/>
+          <w:bCs/>
+          <w:sz w:val="32"/>
+          <w:szCs w:val="32"/>
           <w:lang w:val="en-IN" w:eastAsia="en-IN"/>
         </w:rPr>
       </w:pPr>
-    </w:p>
-    <w:p>
-      <w:pPr>
-        <w:pStyle w:val="ListParagraph"/>
-        <w:numPr>
-          <w:ilvl w:val="0"/>
-          <w:numId w:val="2"/>
-        </w:numPr>
+      <w:r>
+        <w:rPr>
+          <w:rFonts w:ascii="Times New Roman" w:eastAsia="Times New Roman" w:hAnsi="Times New Roman" w:cs="Times New Roman"/>
+          <w:b/>
+          <w:bCs/>
+          <w:sz w:val="32"/>
+          <w:szCs w:val="32"/>
+          <w:lang w:val="en-IN" w:eastAsia="en-IN"/>
+        </w:rPr>
+        <w:lastRenderedPageBreak/>
+        <w:t>CHAPTER 2</w:t>
+      </w:r>
+    </w:p>
+    <w:p>
+      <w:pPr>
         <w:tabs>
           <w:tab w:val="left" w:pos="821"/>
           <w:tab w:val="right" w:leader="dot" w:pos="9440"/>
@@ -11450,8 +11175,8 @@
           <w:rFonts w:ascii="Times New Roman" w:eastAsia="Times New Roman" w:hAnsi="Times New Roman" w:cs="Times New Roman"/>
           <w:b/>
           <w:bCs/>
-          <w:sz w:val="32"/>
-          <w:szCs w:val="32"/>
+          <w:sz w:val="36"/>
+          <w:szCs w:val="36"/>
         </w:rPr>
       </w:pPr>
       <w:r>
@@ -11459,10 +11184,9 @@
           <w:rFonts w:ascii="Times New Roman" w:eastAsia="Times New Roman" w:hAnsi="Times New Roman" w:cs="Times New Roman"/>
           <w:b/>
           <w:bCs/>
-          <w:sz w:val="32"/>
-          <w:szCs w:val="32"/>
-        </w:rPr>
-        <w:lastRenderedPageBreak/>
+          <w:sz w:val="36"/>
+          <w:szCs w:val="36"/>
+        </w:rPr>
         <w:t>LITERATURE SURVEY</w:t>
       </w:r>
     </w:p>
@@ -12019,25 +11743,7 @@
           <w:sz w:val="24"/>
           <w:szCs w:val="24"/>
         </w:rPr>
-        <w:t xml:space="preserve"> such as IP addresses, domains, malware, and </w:t>
-      </w:r>
-      <w:proofErr w:type="gramStart"/>
-      <w:r>
-        <w:rPr>
-          <w:rFonts w:ascii="Times New Roman" w:hAnsi="Times New Roman" w:cs="Times New Roman"/>
-          <w:sz w:val="24"/>
-          <w:szCs w:val="24"/>
-        </w:rPr>
-        <w:t>vulnerabilities</w:t>
-      </w:r>
-      <w:proofErr w:type="gramEnd"/>
-      <w:r>
-        <w:rPr>
-          <w:rFonts w:ascii="Times New Roman" w:hAnsi="Times New Roman" w:cs="Times New Roman"/>
-          <w:sz w:val="24"/>
-          <w:szCs w:val="24"/>
-        </w:rPr>
-        <w:t>. Machine learning techniques are applied to analyze interconnected int</w:t>
+        <w:t xml:space="preserve"> such as IP addresses, domains, malware, and vulnerabilities. Machine learning techniques are applied to analyze interconnected int</w:t>
       </w:r>
       <w:r>
         <w:rPr>
@@ -12625,18 +12331,6 @@
     </w:p>
     <w:p>
       <w:pPr>
-        <w:spacing w:after="0" w:line="240" w:lineRule="auto"/>
-        <w:rPr>
-          <w:rFonts w:ascii="Times New Roman" w:eastAsia="Times New Roman" w:hAnsi="Times New Roman" w:cs="Times New Roman"/>
-          <w:b/>
-          <w:sz w:val="24"/>
-          <w:szCs w:val="24"/>
-          <w:lang w:val="en-IN" w:eastAsia="en-IN"/>
-        </w:rPr>
-      </w:pPr>
-    </w:p>
-    <w:p>
-      <w:pPr>
         <w:spacing w:before="100" w:beforeAutospacing="1" w:after="100" w:afterAutospacing="1" w:line="360" w:lineRule="auto"/>
         <w:jc w:val="both"/>
         <w:rPr>
@@ -12860,8 +12554,6 @@
       <w:r>
         <w:rPr>
           <w:rFonts w:ascii="Times New Roman" w:eastAsia="Times New Roman" w:hAnsi="Times New Roman" w:cs="Times New Roman"/>
-          <w:b/>
-          <w:bCs/>
           <w:sz w:val="24"/>
           <w:szCs w:val="24"/>
           <w:lang w:eastAsia="en-IN"/>
@@ -12871,8 +12563,6 @@
       <w:r>
         <w:rPr>
           <w:rFonts w:ascii="Times New Roman" w:eastAsia="Times New Roman" w:hAnsi="Times New Roman" w:cs="Times New Roman"/>
-          <w:b/>
-          <w:bCs/>
           <w:sz w:val="24"/>
           <w:szCs w:val="24"/>
           <w:lang w:eastAsia="en-IN"/>
@@ -12912,8 +12602,6 @@
       <w:r>
         <w:rPr>
           <w:rFonts w:ascii="Times New Roman" w:eastAsia="Times New Roman" w:hAnsi="Times New Roman" w:cs="Times New Roman"/>
-          <w:b/>
-          <w:bCs/>
           <w:sz w:val="24"/>
           <w:szCs w:val="24"/>
           <w:lang w:eastAsia="en-IN"/>
@@ -12986,13 +12674,11 @@
       <w:r>
         <w:rPr>
           <w:rFonts w:ascii="Times New Roman" w:eastAsia="Times New Roman" w:hAnsi="Times New Roman" w:cs="Times New Roman"/>
-          <w:b/>
-          <w:bCs/>
           <w:sz w:val="24"/>
           <w:szCs w:val="24"/>
           <w:lang w:eastAsia="en-IN"/>
         </w:rPr>
-        <w:t>graph convolutional networks (GCNs)</w:t>
+        <w:t xml:space="preserve">graph convolutional networks (GCNs) </w:t>
       </w:r>
       <w:r>
         <w:rPr>
@@ -13001,7 +12687,7 @@
           <w:szCs w:val="24"/>
           <w:lang w:eastAsia="en-IN"/>
         </w:rPr>
-        <w:t xml:space="preserve"> to analyze this network and extract high</w:t>
+        <w:t>to analyze this network and extract high</w:t>
       </w:r>
       <w:r>
         <w:rPr>
@@ -13041,7 +12727,7 @@
           <w:lang w:eastAsia="en-IN"/>
         </w:rPr>
         <w:noBreakHyphen/>
-        <w:t xml:space="preserve">granular attention mechanism is introduced to improve the accuracy of IoC extraction from unstructured threat data sources. This framework enables the system to learn deep semantic relationships and uncover hidden attack patterns that are difficult to detect using traditional CTI methods. The key contribution of this work lies in combining machine </w:t>
+        <w:t xml:space="preserve">granular attention mechanism is introduced to improve the accuracy of IoC extraction from unstructured threat data sources. This framework enables the system to learn deep semantic relationships and uncover hidden attack patterns that are difficult to detect using </w:t>
       </w:r>
       <w:r>
         <w:rPr>
@@ -13051,7 +12737,7 @@
           <w:lang w:eastAsia="en-IN"/>
         </w:rPr>
         <w:lastRenderedPageBreak/>
-        <w:t>learning with graph</w:t>
+        <w:t>traditional CTI methods. The key contribution of this work lies in combining machine learning with graph</w:t>
       </w:r>
       <w:r>
         <w:rPr>
@@ -13356,7 +13042,16 @@
           <w:sz w:val="24"/>
           <w:szCs w:val="24"/>
         </w:rPr>
-        <w:t>As cyber threats continue to grow in scale and sophistication, organizations across different sectors are increasingly adopting Cyber Threat Intelligence (CTI) programs to improve their security posture. However, many organizations face challenges in effectively operationalizing CTI due to lack of standardized processes, insufficient automation, and difficulty in measuring the value of threat intelligence. Despite increased awareness, security teams often struggle to integrate CTI into daily security operations, leading to underutilization of available intelligence and delayed threat response.</w:t>
+        <w:t xml:space="preserve">As cyber threats continue to grow in scale and sophistication, organizations across different sectors are increasingly adopting Cyber Threat Intelligence (CTI) programs to improve their security posture. However, many organizations face challenges in effectively operationalizing CTI due to lack of standardized processes, insufficient automation, and difficulty in measuring the value of threat intelligence. Despite increased awareness, security teams often struggle to integrate CTI into </w:t>
+      </w:r>
+      <w:r>
+        <w:rPr>
+          <w:rFonts w:ascii="Times New Roman" w:hAnsi="Times New Roman" w:cs="Times New Roman"/>
+          <w:sz w:val="24"/>
+          <w:szCs w:val="24"/>
+        </w:rPr>
+        <w:lastRenderedPageBreak/>
+        <w:t>daily security operations, leading to underutilization of available intelligence and delayed threat response.</w:t>
       </w:r>
     </w:p>
     <w:p>
@@ -13377,7 +13072,6 @@
           <w:sz w:val="24"/>
           <w:szCs w:val="24"/>
         </w:rPr>
-        <w:lastRenderedPageBreak/>
         <w:t>Methodology and Contribution</w:t>
       </w:r>
     </w:p>
@@ -13404,8 +13098,6 @@
       <w:r>
         <w:rPr>
           <w:rFonts w:ascii="Times New Roman" w:eastAsia="Times New Roman" w:hAnsi="Times New Roman" w:cs="Times New Roman"/>
-          <w:b/>
-          <w:bCs/>
           <w:sz w:val="24"/>
           <w:szCs w:val="24"/>
           <w:lang w:eastAsia="en-IN"/>
@@ -13691,6 +13383,7 @@
           <w:sz w:val="24"/>
           <w:szCs w:val="24"/>
         </w:rPr>
+        <w:lastRenderedPageBreak/>
         <w:t>Cyber Threat Intelligence (CTI) is widely used to support proactive detection and mitigation of cyber threats through Indicators of Compromise (</w:t>
       </w:r>
       <w:proofErr w:type="spellStart"/>
@@ -13709,16 +13402,7 @@
           <w:sz w:val="24"/>
           <w:szCs w:val="24"/>
         </w:rPr>
-        <w:t xml:space="preserve">) such as IP addresses, domains, file hashes, </w:t>
-      </w:r>
-      <w:r>
-        <w:rPr>
-          <w:rFonts w:ascii="Times New Roman" w:hAnsi="Times New Roman" w:cs="Times New Roman"/>
-          <w:sz w:val="24"/>
-          <w:szCs w:val="24"/>
-        </w:rPr>
-        <w:lastRenderedPageBreak/>
-        <w:t xml:space="preserve">and vulnerability identifiers. However, most CTI systems treat threat intelligence as static information, without adequately considering how the relevance of </w:t>
+        <w:t xml:space="preserve">) such as IP addresses, domains, file hashes, and vulnerability identifiers. However, most CTI systems treat threat intelligence as static information, without adequately considering how the relevance of </w:t>
       </w:r>
       <w:proofErr w:type="spellStart"/>
       <w:r>
@@ -13736,25 +13420,7 @@
           <w:sz w:val="24"/>
           <w:szCs w:val="24"/>
         </w:rPr>
-        <w:t xml:space="preserve"> changes over time. </w:t>
-      </w:r>
-      <w:proofErr w:type="gramStart"/>
-      <w:r>
-        <w:rPr>
-          <w:rFonts w:ascii="Times New Roman" w:hAnsi="Times New Roman" w:cs="Times New Roman"/>
-          <w:sz w:val="24"/>
-          <w:szCs w:val="24"/>
-        </w:rPr>
-        <w:t>In reality, cyber</w:t>
-      </w:r>
-      <w:proofErr w:type="gramEnd"/>
-      <w:r>
-        <w:rPr>
-          <w:rFonts w:ascii="Times New Roman" w:hAnsi="Times New Roman" w:cs="Times New Roman"/>
-          <w:sz w:val="24"/>
-          <w:szCs w:val="24"/>
-        </w:rPr>
-        <w:t xml:space="preserve"> threats evolve continuously, and new indicators emerge at different stages of an attack lifecycle. Delays in IoC publication or reliance on outdated intelligence can significantly reduce the effectiveness of security defenses, leaving systems exposed to exploitation.</w:t>
+        <w:t xml:space="preserve"> changes over time. In reality, cyber threats evolve continuously, and new indicators emerge at different stages of an attack lifecycle. Delays in IoC publication or reliance on outdated intelligence can significantly reduce the effectiveness of security defenses, leaving systems exposed to exploitation.</w:t>
       </w:r>
     </w:p>
     <w:p>
@@ -13803,17 +13469,15 @@
           <w:szCs w:val="24"/>
         </w:rPr>
         <w:noBreakHyphen/>
-        <w:t xml:space="preserve">depth analysis of the </w:t>
-      </w:r>
-      <w:r>
-        <w:rPr>
-          <w:rFonts w:ascii="Times New Roman" w:hAnsi="Times New Roman" w:cs="Times New Roman"/>
-          <w:b/>
-          <w:bCs/>
-          <w:sz w:val="24"/>
-          <w:szCs w:val="24"/>
-        </w:rPr>
-        <w:t>temporal behavior of Cyber Threat Intelligence</w:t>
+        <w:t>depth analysis of the</w:t>
+      </w:r>
+      <w:r>
+        <w:rPr>
+          <w:rFonts w:ascii="Times New Roman" w:hAnsi="Times New Roman" w:cs="Times New Roman"/>
+          <w:sz w:val="24"/>
+          <w:szCs w:val="24"/>
+        </w:rPr>
+        <w:t xml:space="preserve"> temporal behavior of Cyber Threat Intelligence</w:t>
       </w:r>
       <w:r>
         <w:rPr>
@@ -14050,7 +13714,16 @@
           <w:sz w:val="24"/>
           <w:szCs w:val="24"/>
         </w:rPr>
-        <w:t>The study concludes that incorporating temporal dynamics into Cyber Threat Intelligence systems is essential for maintaining effective and adaptive cybersecurity defenses. By understanding how threat indicators evolve over time, organizations can improve detection accuracy, reduce response delays, and enhance situational awareness. The authors emphasize that future CTI frameworks should integrate time</w:t>
+        <w:t xml:space="preserve">The study concludes that incorporating temporal dynamics into Cyber Threat Intelligence systems is essential for maintaining effective and adaptive cybersecurity defenses. By understanding how threat indicators evolve over time, organizations can improve detection accuracy, reduce response delays, and enhance situational awareness. The authors emphasize that future CTI frameworks </w:t>
+      </w:r>
+      <w:r>
+        <w:rPr>
+          <w:rFonts w:ascii="Times New Roman" w:hAnsi="Times New Roman" w:cs="Times New Roman"/>
+          <w:sz w:val="24"/>
+          <w:szCs w:val="24"/>
+        </w:rPr>
+        <w:lastRenderedPageBreak/>
+        <w:t>should integrate time</w:t>
       </w:r>
       <w:r>
         <w:rPr>
@@ -14080,7 +13753,6 @@
           <w:sz w:val="28"/>
           <w:szCs w:val="28"/>
         </w:rPr>
-        <w:lastRenderedPageBreak/>
         <w:t xml:space="preserve">2.7 </w:t>
       </w:r>
       <w:r>
@@ -14221,8 +13893,6 @@
       <w:r>
         <w:rPr>
           <w:rFonts w:ascii="Times New Roman" w:hAnsi="Times New Roman" w:cs="Times New Roman"/>
-          <w:b/>
-          <w:bCs/>
           <w:sz w:val="24"/>
           <w:szCs w:val="24"/>
         </w:rPr>
@@ -14231,8 +13901,6 @@
       <w:r>
         <w:rPr>
           <w:rFonts w:ascii="Times New Roman" w:hAnsi="Times New Roman" w:cs="Times New Roman"/>
-          <w:b/>
-          <w:bCs/>
           <w:sz w:val="24"/>
           <w:szCs w:val="24"/>
         </w:rPr>
@@ -14337,6 +14005,7 @@
           <w:szCs w:val="24"/>
           <w:lang w:eastAsia="en-IN"/>
         </w:rPr>
+        <w:lastRenderedPageBreak/>
         <w:t xml:space="preserve">Automated correlation of threat data reduces analyst workload and response time. </w:t>
       </w:r>
     </w:p>
@@ -14389,7 +14058,6 @@
           <w:szCs w:val="24"/>
           <w:lang w:eastAsia="en-IN"/>
         </w:rPr>
-        <w:lastRenderedPageBreak/>
         <w:t>Challenges related to data privacy, model transparency, and integration with existing systems remain.</w:t>
       </w:r>
     </w:p>
@@ -14584,12 +14252,94 @@
       <w:r>
         <w:rPr>
           <w:rFonts w:ascii="Times New Roman" w:hAnsi="Times New Roman" w:cs="Times New Roman"/>
+          <w:sz w:val="24"/>
+          <w:szCs w:val="24"/>
+        </w:rPr>
+        <w:t>AI</w:t>
+      </w:r>
+      <w:r>
+        <w:rPr>
+          <w:rFonts w:ascii="Times New Roman" w:hAnsi="Times New Roman" w:cs="Times New Roman"/>
+          <w:sz w:val="24"/>
+          <w:szCs w:val="24"/>
+        </w:rPr>
+        <w:noBreakHyphen/>
+        <w:t>based Threat Intelligence and Adaptive</w:t>
+      </w:r>
+      <w:r>
+        <w:rPr>
+          <w:rFonts w:ascii="Times New Roman" w:hAnsi="Times New Roman" w:cs="Times New Roman"/>
           <w:b/>
           <w:bCs/>
           <w:sz w:val="24"/>
           <w:szCs w:val="24"/>
         </w:rPr>
-        <w:t>AI</w:t>
+        <w:t xml:space="preserve"> </w:t>
+      </w:r>
+      <w:r>
+        <w:rPr>
+          <w:rFonts w:ascii="Times New Roman" w:hAnsi="Times New Roman" w:cs="Times New Roman"/>
+          <w:sz w:val="24"/>
+          <w:szCs w:val="24"/>
+        </w:rPr>
+        <w:t>Defense framework</w:t>
+      </w:r>
+      <w:r>
+        <w:rPr>
+          <w:rFonts w:ascii="Times New Roman" w:hAnsi="Times New Roman" w:cs="Times New Roman"/>
+          <w:sz w:val="24"/>
+          <w:szCs w:val="24"/>
+        </w:rPr>
+        <w:t xml:space="preserve"> designed specifically for distributed computing environments. The methodology integrates both </w:t>
+      </w:r>
+      <w:r>
+        <w:rPr>
+          <w:rFonts w:ascii="Times New Roman" w:hAnsi="Times New Roman" w:cs="Times New Roman"/>
+          <w:sz w:val="24"/>
+          <w:szCs w:val="24"/>
+        </w:rPr>
+        <w:t xml:space="preserve">supervised and unsupervised machine learning techniques </w:t>
+      </w:r>
+      <w:r>
+        <w:rPr>
+          <w:rFonts w:ascii="Times New Roman" w:hAnsi="Times New Roman" w:cs="Times New Roman"/>
+          <w:sz w:val="24"/>
+          <w:szCs w:val="24"/>
+        </w:rPr>
+        <w:t xml:space="preserve">to monitor system behavior, analyze communication patterns, and detect malicious activities. The framework dynamically assigns trust scores to nodes based on historical behavior, interaction consistency, and anomaly detection results. By continuously updating these trust scores, the system adapts to changing threat conditions and distinguishes between trustworthy and potentially malicious </w:t>
+      </w:r>
+      <w:r>
+        <w:rPr>
+          <w:rFonts w:ascii="Times New Roman" w:hAnsi="Times New Roman" w:cs="Times New Roman"/>
+          <w:sz w:val="24"/>
+          <w:szCs w:val="24"/>
+        </w:rPr>
+        <w:lastRenderedPageBreak/>
+        <w:t>entities.</w:t>
+      </w:r>
+      <w:r>
+        <w:rPr>
+          <w:rFonts w:ascii="Times New Roman" w:hAnsi="Times New Roman" w:cs="Times New Roman"/>
+          <w:sz w:val="24"/>
+          <w:szCs w:val="24"/>
+        </w:rPr>
+        <w:t xml:space="preserve"> </w:t>
+      </w:r>
+      <w:r>
+        <w:rPr>
+          <w:rFonts w:ascii="Times New Roman" w:hAnsi="Times New Roman" w:cs="Times New Roman"/>
+          <w:sz w:val="24"/>
+          <w:szCs w:val="24"/>
+        </w:rPr>
+        <w:t xml:space="preserve">The key contribution of this work lies in introducing an </w:t>
+      </w:r>
+      <w:r>
+        <w:rPr>
+          <w:rFonts w:ascii="Times New Roman" w:hAnsi="Times New Roman" w:cs="Times New Roman"/>
+          <w:sz w:val="24"/>
+          <w:szCs w:val="24"/>
+        </w:rPr>
+        <w:t>adaptive</w:t>
       </w:r>
       <w:r>
         <w:rPr>
@@ -14599,41 +14349,6 @@
           <w:sz w:val="24"/>
           <w:szCs w:val="24"/>
         </w:rPr>
-        <w:noBreakHyphen/>
-        <w:t>based Threat Intelligence and Adaptive Defense framework</w:t>
-      </w:r>
-      <w:r>
-        <w:rPr>
-          <w:rFonts w:ascii="Times New Roman" w:hAnsi="Times New Roman" w:cs="Times New Roman"/>
-          <w:sz w:val="24"/>
-          <w:szCs w:val="24"/>
-        </w:rPr>
-        <w:t xml:space="preserve"> designed specifically for distributed computing environments. The methodology integrates both </w:t>
-      </w:r>
-      <w:r>
-        <w:rPr>
-          <w:rFonts w:ascii="Times New Roman" w:hAnsi="Times New Roman" w:cs="Times New Roman"/>
-          <w:b/>
-          <w:bCs/>
-          <w:sz w:val="24"/>
-          <w:szCs w:val="24"/>
-        </w:rPr>
-        <w:t>supervised and unsupervised machine learning techniques</w:t>
-      </w:r>
-      <w:r>
-        <w:rPr>
-          <w:rFonts w:ascii="Times New Roman" w:hAnsi="Times New Roman" w:cs="Times New Roman"/>
-          <w:sz w:val="24"/>
-          <w:szCs w:val="24"/>
-        </w:rPr>
-        <w:t xml:space="preserve"> to monitor system behavior, analyze communication patterns, and detect malicious activities. The framework dynamically assigns trust scores to nodes based on historical behavior, interaction consistency, and anomaly detection results. By continuously updating these trust scores, the system adapts to changing threat conditions and distinguishes between trustworthy and potentially malicious entities.</w:t>
-      </w:r>
-      <w:r>
-        <w:rPr>
-          <w:rFonts w:ascii="Times New Roman" w:hAnsi="Times New Roman" w:cs="Times New Roman"/>
-          <w:sz w:val="24"/>
-          <w:szCs w:val="24"/>
-        </w:rPr>
         <w:t xml:space="preserve"> </w:t>
       </w:r>
       <w:r>
@@ -14642,23 +14357,11 @@
           <w:sz w:val="24"/>
           <w:szCs w:val="24"/>
         </w:rPr>
-        <w:t xml:space="preserve">The key contribution of this work lies in introducing an </w:t>
-      </w:r>
-      <w:r>
-        <w:rPr>
-          <w:rFonts w:ascii="Times New Roman" w:hAnsi="Times New Roman" w:cs="Times New Roman"/>
-          <w:b/>
-          <w:bCs/>
-          <w:sz w:val="24"/>
-          <w:szCs w:val="24"/>
-        </w:rPr>
-        <w:t>adaptive intelligence</w:t>
-      </w:r>
-      <w:r>
-        <w:rPr>
-          <w:rFonts w:ascii="Times New Roman" w:hAnsi="Times New Roman" w:cs="Times New Roman"/>
-          <w:b/>
-          <w:bCs/>
+        <w:t>intelligence</w:t>
+      </w:r>
+      <w:r>
+        <w:rPr>
+          <w:rFonts w:ascii="Times New Roman" w:hAnsi="Times New Roman" w:cs="Times New Roman"/>
           <w:sz w:val="24"/>
           <w:szCs w:val="24"/>
         </w:rPr>
@@ -14671,16 +14374,7 @@
           <w:sz w:val="24"/>
           <w:szCs w:val="24"/>
         </w:rPr>
-        <w:t xml:space="preserve"> that enables proactive detection of threats and </w:t>
-      </w:r>
-      <w:r>
-        <w:rPr>
-          <w:rFonts w:ascii="Times New Roman" w:hAnsi="Times New Roman" w:cs="Times New Roman"/>
-          <w:sz w:val="24"/>
-          <w:szCs w:val="24"/>
-        </w:rPr>
-        <w:lastRenderedPageBreak/>
-        <w:t>continuous trust evaluation without relying on centralized control, making it suitable for large</w:t>
+        <w:t xml:space="preserve"> that enables proactive detection of threats and continuous trust evaluation without relying on centralized control, making it suitable for large</w:t>
       </w:r>
       <w:r>
         <w:rPr>
@@ -14990,38 +14684,18 @@
       <w:r>
         <w:rPr>
           <w:rFonts w:ascii="Times New Roman" w:hAnsi="Times New Roman" w:cs="Times New Roman"/>
-          <w:b/>
-          <w:bCs/>
-          <w:sz w:val="24"/>
-          <w:szCs w:val="24"/>
-        </w:rPr>
-        <w:t>MITRE ATT&amp;CK framework</w:t>
-      </w:r>
-      <w:r>
-        <w:rPr>
-          <w:rFonts w:ascii="Times New Roman" w:hAnsi="Times New Roman" w:cs="Times New Roman"/>
-          <w:sz w:val="24"/>
-          <w:szCs w:val="24"/>
-        </w:rPr>
-        <w:t xml:space="preserve"> and its applications across various cybersecurity domains, including threat intelligence, incident response, intrusion detection, and attack modeling. The study reviews </w:t>
-      </w:r>
-      <w:proofErr w:type="gramStart"/>
-      <w:r>
-        <w:rPr>
-          <w:rFonts w:ascii="Times New Roman" w:hAnsi="Times New Roman" w:cs="Times New Roman"/>
-          <w:sz w:val="24"/>
-          <w:szCs w:val="24"/>
-        </w:rPr>
-        <w:t>a large number of</w:t>
-      </w:r>
-      <w:proofErr w:type="gramEnd"/>
-      <w:r>
-        <w:rPr>
-          <w:rFonts w:ascii="Times New Roman" w:hAnsi="Times New Roman" w:cs="Times New Roman"/>
-          <w:sz w:val="24"/>
-          <w:szCs w:val="24"/>
-        </w:rPr>
-        <w:t xml:space="preserve"> research works and practical implementations that use ATT&amp;CK to map adversarial tactics, techniques, and procedures (TTPs). The framework provides a structured knowledge base that categorizes attacker behavior across different attack stages, such as initial access, persistence, privilege escalation, and command</w:t>
+          <w:sz w:val="24"/>
+          <w:szCs w:val="24"/>
+        </w:rPr>
+        <w:t xml:space="preserve">MITRE ATT&amp;CK framework </w:t>
+      </w:r>
+      <w:r>
+        <w:rPr>
+          <w:rFonts w:ascii="Times New Roman" w:hAnsi="Times New Roman" w:cs="Times New Roman"/>
+          <w:sz w:val="24"/>
+          <w:szCs w:val="24"/>
+        </w:rPr>
+        <w:t>and its applications across various cybersecurity domains, including threat intelligence, incident response, intrusion detection, and attack modeling. The study reviews a large number of research works and practical implementations that use ATT&amp;CK to map adversarial tactics, techniques, and procedures (TTPs). The framework provides a structured knowledge base that categorizes attacker behavior across different attack stages, such as initial access, persistence, privilege escalation, and command</w:t>
       </w:r>
       <w:r>
         <w:rPr>
@@ -15406,8 +15080,6 @@
       <w:r>
         <w:rPr>
           <w:rFonts w:ascii="Times New Roman" w:hAnsi="Times New Roman" w:cs="Times New Roman"/>
-          <w:b/>
-          <w:bCs/>
           <w:sz w:val="24"/>
           <w:szCs w:val="24"/>
         </w:rPr>
@@ -15416,8 +15088,6 @@
       <w:r>
         <w:rPr>
           <w:rFonts w:ascii="Times New Roman" w:hAnsi="Times New Roman" w:cs="Times New Roman"/>
-          <w:b/>
-          <w:bCs/>
           <w:sz w:val="24"/>
           <w:szCs w:val="24"/>
         </w:rPr>
@@ -18987,7 +18657,6 @@
           <w:tab w:val="right" w:leader="dot" w:pos="9440"/>
         </w:tabs>
         <w:spacing w:line="360" w:lineRule="auto"/>
-        <w:jc w:val="center"/>
         <w:rPr>
           <w:rFonts w:ascii="Times New Roman" w:eastAsia="Times New Roman" w:hAnsi="Times New Roman" w:cs="Times New Roman"/>
           <w:b/>
@@ -19005,7 +18674,44 @@
           <w:szCs w:val="32"/>
         </w:rPr>
         <w:lastRenderedPageBreak/>
-        <w:t>3. PROBLEM/TOPIC ANALYSIS AND DESIGN</w:t>
+        <w:t xml:space="preserve">CHAPTER </w:t>
+      </w:r>
+      <w:r>
+        <w:rPr>
+          <w:rFonts w:ascii="Times New Roman" w:eastAsia="Times New Roman" w:hAnsi="Times New Roman" w:cs="Times New Roman"/>
+          <w:b/>
+          <w:bCs/>
+          <w:sz w:val="32"/>
+          <w:szCs w:val="32"/>
+        </w:rPr>
+        <w:t>3</w:t>
+      </w:r>
+    </w:p>
+    <w:p>
+      <w:pPr>
+        <w:tabs>
+          <w:tab w:val="left" w:pos="821"/>
+          <w:tab w:val="right" w:leader="dot" w:pos="9440"/>
+        </w:tabs>
+        <w:spacing w:line="360" w:lineRule="auto"/>
+        <w:jc w:val="center"/>
+        <w:rPr>
+          <w:rFonts w:ascii="Times New Roman" w:eastAsia="Times New Roman" w:hAnsi="Times New Roman" w:cs="Times New Roman"/>
+          <w:b/>
+          <w:bCs/>
+          <w:sz w:val="36"/>
+          <w:szCs w:val="36"/>
+        </w:rPr>
+      </w:pPr>
+      <w:r>
+        <w:rPr>
+          <w:rFonts w:ascii="Times New Roman" w:eastAsia="Times New Roman" w:hAnsi="Times New Roman" w:cs="Times New Roman"/>
+          <w:b/>
+          <w:bCs/>
+          <w:sz w:val="36"/>
+          <w:szCs w:val="36"/>
+        </w:rPr>
+        <w:t>PROBLEM/TOPIC ANALYSIS AND DESIGN</w:t>
       </w:r>
     </w:p>
     <w:p>
@@ -19226,7 +18932,16 @@
           <w:sz w:val="24"/>
           <w:szCs w:val="24"/>
         </w:rPr>
-        <w:t>One of the defining features of the current threat landscape is the shift from opportunistic attacks to targeted and persistent campaigns. Advanced Persistent Threats (APTs) focus on specific organizations or sectors, conducting long</w:t>
+        <w:t xml:space="preserve">One of the defining features of the current threat landscape is the shift from opportunistic attacks to targeted and persistent campaigns. Advanced Persistent Threats (APTs) focus on specific </w:t>
+      </w:r>
+      <w:r>
+        <w:rPr>
+          <w:rFonts w:ascii="Times New Roman" w:eastAsia="Times New Roman" w:hAnsi="Times New Roman" w:cs="Times New Roman"/>
+          <w:sz w:val="24"/>
+          <w:szCs w:val="24"/>
+        </w:rPr>
+        <w:lastRenderedPageBreak/>
+        <w:t>organizations or sectors, conducting long</w:t>
       </w:r>
       <w:r>
         <w:rPr>
@@ -19244,16 +18959,7 @@
           <w:szCs w:val="24"/>
         </w:rPr>
         <w:noBreakHyphen/>
-        <w:t xml:space="preserve">based defenses increasingly ineffective. </w:t>
-      </w:r>
-      <w:r>
-        <w:rPr>
-          <w:rFonts w:ascii="Times New Roman" w:eastAsia="Times New Roman" w:hAnsi="Times New Roman" w:cs="Times New Roman"/>
-          <w:sz w:val="24"/>
-          <w:szCs w:val="24"/>
-        </w:rPr>
-        <w:lastRenderedPageBreak/>
-        <w:t>The dynamic nature of cyber threats highlights the necessity for continuous threat monitoring and intelligence</w:t>
+        <w:t>based defenses increasingly ineffective. The dynamic nature of cyber threats highlights the necessity for continuous threat monitoring and intelligence</w:t>
       </w:r>
       <w:r>
         <w:rPr>
@@ -19354,8 +19060,9 @@
         <w:rPr>
           <w:noProof/>
         </w:rPr>
+        <w:lastRenderedPageBreak/>
         <w:drawing>
-          <wp:inline distT="0" distB="0" distL="0" distR="0" wp14:anchorId="237CD0B5" wp14:editId="3AD6C9E4">
+          <wp:inline distT="0" distB="0" distL="0" distR="0" wp14:anchorId="237CD0B5" wp14:editId="5A625DBA">
             <wp:extent cx="5943600" cy="3991555"/>
             <wp:effectExtent l="0" t="0" r="0" b="9525"/>
             <wp:docPr id="1649447044" name="Picture 3"/>
@@ -19370,7 +19077,7 @@
                     <pic:cNvPicPr/>
                   </pic:nvPicPr>
                   <pic:blipFill>
-                    <a:blip r:embed="rId15" cstate="print">
+                    <a:blip r:embed="rId13" cstate="print">
                       <a:extLst>
                         <a:ext uri="{28A0092B-C50C-407E-A947-70E740481C1C}">
                           <a14:useLocalDpi xmlns:a14="http://schemas.microsoft.com/office/drawing/2010/main" val="0"/>
@@ -19436,7 +19143,6 @@
           <w:sz w:val="28"/>
           <w:szCs w:val="28"/>
         </w:rPr>
-        <w:lastRenderedPageBreak/>
         <w:t xml:space="preserve">3.4 Role of </w:t>
       </w:r>
       <w:r>
@@ -19465,7 +19171,11 @@
         <w:jc w:val="both"/>
       </w:pPr>
       <w:r>
-        <w:t>Each stage ensures that intelligence remains relevant, accurate, and actionable. Planning defines intelligence requirements, while collection gathers data from multiple sources. Processing and analysis convert raw data into meaningful insights, and dissemination ensures intelligence reaches the appropriate stakeholders. Feedback allows continuous refinement of the process. The lifecycle ensures that threat intelligence activities remain focused and aligned with organizational security objectives.</w:t>
+        <w:t xml:space="preserve">Each stage ensures that intelligence remains relevant, accurate, and actionable. Planning defines intelligence requirements, while collection gathers data from multiple sources. Processing and analysis convert raw data into meaningful insights, and dissemination ensures intelligence reaches the appropriate stakeholders. Feedback allows continuous refinement of the process. The lifecycle </w:t>
+      </w:r>
+      <w:r>
+        <w:lastRenderedPageBreak/>
+        <w:t>ensures that threat intelligence activities remain focused and aligned with organizational security objectives.</w:t>
       </w:r>
     </w:p>
     <w:p>
@@ -19516,7 +19226,7 @@
                     <pic:cNvPicPr/>
                   </pic:nvPicPr>
                   <pic:blipFill>
-                    <a:blip r:embed="rId16" cstate="print">
+                    <a:blip r:embed="rId14" cstate="print">
                       <a:extLst>
                         <a:ext uri="{28A0092B-C50C-407E-A947-70E740481C1C}">
                           <a14:useLocalDpi xmlns:a14="http://schemas.microsoft.com/office/drawing/2010/main" val="0"/>
@@ -19591,7 +19301,6 @@
           <w:sz w:val="28"/>
           <w:szCs w:val="28"/>
         </w:rPr>
-        <w:lastRenderedPageBreak/>
         <w:t xml:space="preserve">3.5 Combined Analysis: </w:t>
       </w:r>
       <w:r>
@@ -19653,6 +19362,7 @@
           <w:sz w:val="28"/>
           <w:szCs w:val="28"/>
         </w:rPr>
+        <w:lastRenderedPageBreak/>
         <w:drawing>
           <wp:inline distT="0" distB="0" distL="0" distR="0" wp14:anchorId="3D5F91D8" wp14:editId="76DB590D">
             <wp:extent cx="5987332" cy="4866005"/>
@@ -19669,7 +19379,7 @@
                     <pic:cNvPicPr/>
                   </pic:nvPicPr>
                   <pic:blipFill>
-                    <a:blip r:embed="rId17">
+                    <a:blip r:embed="rId15">
                       <a:extLst>
                         <a:ext uri="{28A0092B-C50C-407E-A947-70E740481C1C}">
                           <a14:useLocalDpi xmlns:a14="http://schemas.microsoft.com/office/drawing/2010/main" val="0"/>
@@ -19763,7 +19473,6 @@
           <w:sz w:val="28"/>
           <w:szCs w:val="28"/>
         </w:rPr>
-        <w:lastRenderedPageBreak/>
         <w:t>3.6 System Design</w:t>
       </w:r>
       <w:r>
@@ -19846,6 +19555,7 @@
         <w:rPr>
           <w:noProof/>
         </w:rPr>
+        <w:lastRenderedPageBreak/>
         <w:drawing>
           <wp:inline distT="0" distB="0" distL="0" distR="0" wp14:anchorId="74D22C87" wp14:editId="51ACD633">
             <wp:extent cx="5891118" cy="5907819"/>
@@ -19862,7 +19572,7 @@
                     <pic:cNvPicPr/>
                   </pic:nvPicPr>
                   <pic:blipFill>
-                    <a:blip r:embed="rId18">
+                    <a:blip r:embed="rId16">
                       <a:extLst>
                         <a:ext uri="{28A0092B-C50C-407E-A947-70E740481C1C}">
                           <a14:useLocalDpi xmlns:a14="http://schemas.microsoft.com/office/drawing/2010/main" val="0"/>
@@ -19937,9 +19647,16 @@
     <w:p>
       <w:pPr>
         <w:pStyle w:val="NormalWeb"/>
-        <w:ind w:left="1440" w:firstLine="720"/>
+        <w:spacing w:line="360" w:lineRule="auto"/>
         <w:jc w:val="both"/>
       </w:pPr>
+      <w:r>
+        <w:t>The design of a Threat Intelligence framework involves integrating multiple components that work together to support the lifecycle. At the foundation, data sources generate threat</w:t>
+      </w:r>
+      <w:r>
+        <w:noBreakHyphen/>
+        <w:t>related information from internal systems and external feeds. A central processing layer aggregates and normalizes this data, ensuring consistency and usability.</w:t>
+      </w:r>
     </w:p>
     <w:p>
       <w:pPr>
@@ -19948,11 +19665,31 @@
         <w:jc w:val="both"/>
       </w:pPr>
       <w:r>
-        <w:t>The design of a Threat Intelligence framework involves integrating multiple components that work together to support the lifecycle. At the foundation, data sources generate threat</w:t>
+        <w:lastRenderedPageBreak/>
+        <w:t>Above this layer, analytical components analyze data to identify trends, anomalies, and attack patterns. Integration with existing security tools such as SIEM and SOAR platforms enables real</w:t>
       </w:r>
       <w:r>
         <w:noBreakHyphen/>
-        <w:t>related information from internal systems and external feeds. A central processing layer aggregates and normalizes this data, ensuring consistency and usability.</w:t>
+        <w:t>time alerting and automated response. At the top level, dissemination mechanisms deliver intelligence to analysts, incident responders, and management. This layered architecture ensures efficient intelligence flow and supports proactive security operations.</w:t>
+      </w:r>
+    </w:p>
+    <w:p>
+      <w:pPr>
+        <w:pStyle w:val="NormalWeb"/>
+        <w:jc w:val="both"/>
+        <w:rPr>
+          <w:b/>
+          <w:sz w:val="28"/>
+          <w:szCs w:val="28"/>
+        </w:rPr>
+      </w:pPr>
+      <w:r>
+        <w:rPr>
+          <w:b/>
+          <w:sz w:val="28"/>
+          <w:szCs w:val="28"/>
+        </w:rPr>
+        <w:t>3.7 Design Considerations</w:t>
       </w:r>
     </w:p>
     <w:p>
@@ -19962,30 +19699,21 @@
         <w:jc w:val="both"/>
       </w:pPr>
       <w:r>
-        <w:t>Above this layer, analytical components analyze data to identify trends, anomalies, and attack patterns. Integration with existing security tools such as SIEM and SOAR platforms enables real</w:t>
-      </w:r>
-      <w:r>
-        <w:noBreakHyphen/>
-        <w:t>time alerting and automated response. At the top level, dissemination mechanisms deliver intelligence to analysts, incident responders, and management. This layered architecture ensures efficient intelligence flow and supports proactive security operations.</w:t>
-      </w:r>
-    </w:p>
-    <w:p>
-      <w:pPr>
-        <w:pStyle w:val="NormalWeb"/>
-        <w:jc w:val="both"/>
-        <w:rPr>
-          <w:b/>
-          <w:sz w:val="28"/>
-          <w:szCs w:val="28"/>
-        </w:rPr>
-      </w:pPr>
-      <w:r>
-        <w:rPr>
-          <w:b/>
-          <w:sz w:val="28"/>
-          <w:szCs w:val="28"/>
-        </w:rPr>
-        <w:t>3.7 Design Considerations</w:t>
+        <w:rPr>
+          <w:b/>
+          <w:bCs/>
+        </w:rPr>
+        <w:t>•Scalability:</w:t>
+      </w:r>
+      <w:r>
+        <w:rPr>
+          <w:b/>
+          <w:bCs/>
+        </w:rPr>
+        <w:t xml:space="preserve"> </w:t>
+      </w:r>
+      <w:r>
+        <w:t>Threat intelligence systems must handle large volumes of data generated from network logs, endpoints, security devices, and external threat feeds. As organizations grow, the volume of threat data increases significantly. The system should be capable of scaling efficiently without performance degradation, making the use of distributed architectures and scalable data processing mechanisms essential.</w:t>
       </w:r>
     </w:p>
     <w:p>
@@ -19993,23 +19721,81 @@
         <w:pStyle w:val="NormalWeb"/>
         <w:spacing w:line="360" w:lineRule="auto"/>
         <w:jc w:val="both"/>
-      </w:pPr>
-      <w:r>
         <w:rPr>
           <w:b/>
           <w:bCs/>
         </w:rPr>
-        <w:t>•Scalability:</w:t>
-      </w:r>
+      </w:pPr>
       <w:r>
         <w:rPr>
           <w:b/>
           <w:bCs/>
         </w:rPr>
+        <w:t>•Timeliness</w:t>
+      </w:r>
+      <w:r>
+        <w:rPr>
+          <w:b/>
+          <w:bCs/>
+        </w:rPr>
         <w:t xml:space="preserve"> </w:t>
       </w:r>
       <w:r>
-        <w:t>Threat intelligence systems must handle large volumes of data generated from network logs, endpoints, security devices, and external threat feeds. As organizations grow, the volume of threat data increases significantly. The system should be capable of scaling efficiently without performance degradation, making the use of distributed architectures and scalable data processing mechanisms essential.</w:t>
+        <w:rPr>
+          <w:b/>
+          <w:bCs/>
+        </w:rPr>
+        <w:t>and</w:t>
+      </w:r>
+      <w:r>
+        <w:rPr>
+          <w:b/>
+          <w:bCs/>
+        </w:rPr>
+        <w:t xml:space="preserve"> </w:t>
+      </w:r>
+      <w:r>
+        <w:rPr>
+          <w:b/>
+          <w:bCs/>
+        </w:rPr>
+        <w:t>Real</w:t>
+      </w:r>
+      <w:r>
+        <w:rPr>
+          <w:b/>
+          <w:bCs/>
+        </w:rPr>
+        <w:noBreakHyphen/>
+        <w:t>Time</w:t>
+      </w:r>
+      <w:r>
+        <w:rPr>
+          <w:b/>
+          <w:bCs/>
+        </w:rPr>
+        <w:t xml:space="preserve"> </w:t>
+      </w:r>
+      <w:r>
+        <w:rPr>
+          <w:b/>
+          <w:bCs/>
+        </w:rPr>
+        <w:t>Processing:</w:t>
+      </w:r>
+      <w:r>
+        <w:rPr>
+          <w:b/>
+          <w:bCs/>
+        </w:rPr>
+        <w:t xml:space="preserve"> </w:t>
+      </w:r>
+      <w:r>
+        <w:t>Threat intelligence loses value if it is not delivered on time. Delays in data processing, analysis, or dissemination may prevent timely detection of active threats. Therefore, the design must support near real</w:t>
+      </w:r>
+      <w:r>
+        <w:noBreakHyphen/>
+        <w:t>time data analysis and alerting to enable rapid detection and response to cyber incidents.</w:t>
       </w:r>
     </w:p>
     <w:p>
@@ -20027,7 +19813,7 @@
           <w:b/>
           <w:bCs/>
         </w:rPr>
-        <w:t>•Timeliness</w:t>
+        <w:t>•Security:</w:t>
       </w:r>
       <w:r>
         <w:rPr>
@@ -20037,61 +19823,7 @@
         <w:t xml:space="preserve"> </w:t>
       </w:r>
       <w:r>
-        <w:rPr>
-          <w:b/>
-          <w:bCs/>
-        </w:rPr>
-        <w:t>and</w:t>
-      </w:r>
-      <w:r>
-        <w:rPr>
-          <w:b/>
-          <w:bCs/>
-        </w:rPr>
-        <w:t xml:space="preserve"> </w:t>
-      </w:r>
-      <w:r>
-        <w:rPr>
-          <w:b/>
-          <w:bCs/>
-        </w:rPr>
-        <w:t>Real</w:t>
-      </w:r>
-      <w:r>
-        <w:rPr>
-          <w:b/>
-          <w:bCs/>
-        </w:rPr>
-        <w:noBreakHyphen/>
-        <w:t>Time</w:t>
-      </w:r>
-      <w:r>
-        <w:rPr>
-          <w:b/>
-          <w:bCs/>
-        </w:rPr>
-        <w:t xml:space="preserve"> </w:t>
-      </w:r>
-      <w:r>
-        <w:rPr>
-          <w:b/>
-          <w:bCs/>
-        </w:rPr>
-        <w:t>Processing:</w:t>
-      </w:r>
-      <w:r>
-        <w:rPr>
-          <w:b/>
-          <w:bCs/>
-        </w:rPr>
-        <w:t xml:space="preserve"> </w:t>
-      </w:r>
-      <w:r>
-        <w:t>Threat intelligence loses value if it is not delivered on time. Delays in data processing, analysis, or dissemination may prevent timely detection of active threats. Therefore, the design must support near real</w:t>
-      </w:r>
-      <w:r>
-        <w:noBreakHyphen/>
-        <w:t>time data analysis and alerting to enable rapid detection and response to cyber incidents.</w:t>
+        <w:t>Threat intelligence platforms handle sensitive security data, making protection against unauthorized access a critical requirement. Secure communication channels, encryption, authentication, and access control mechanisms must be implemented to prevent data leakage, manipulation, or misuse. At the same time, the system should maintain confidentiality while allowing controlled information sharing.</w:t>
       </w:r>
     </w:p>
     <w:p>
@@ -20099,27 +19831,23 @@
         <w:pStyle w:val="NormalWeb"/>
         <w:spacing w:line="360" w:lineRule="auto"/>
         <w:jc w:val="both"/>
+      </w:pPr>
+      <w:r>
         <w:rPr>
           <w:b/>
           <w:bCs/>
         </w:rPr>
-      </w:pPr>
+        <w:t>•Interoperability:</w:t>
+      </w:r>
       <w:r>
         <w:rPr>
           <w:b/>
           <w:bCs/>
         </w:rPr>
-        <w:t>•Security:</w:t>
-      </w:r>
-      <w:r>
-        <w:rPr>
-          <w:b/>
-          <w:bCs/>
-        </w:rPr>
         <w:t xml:space="preserve"> </w:t>
       </w:r>
       <w:r>
-        <w:t>Threat intelligence platforms handle sensitive security data, making protection against unauthorized access a critical requirement. Secure communication channels, encryption, authentication, and access control mechanisms must be implemented to prevent data leakage, manipulation, or misuse. At the same time, the system should maintain confidentiality while allowing controlled information sharing.</w:t>
+        <w:t>Threat intelligence systems often need to interact with multiple security tools such as SIEM, IDS/IPS, SOAR platforms, and threat feeds that use different formats and standards. Ensuring interoperability is essential for seamless data exchange and integration. Without proper interoperability, intelligence sharing becomes inefficient and fragmented.</w:t>
       </w:r>
     </w:p>
     <w:p>
@@ -20127,27 +19855,63 @@
         <w:pStyle w:val="NormalWeb"/>
         <w:spacing w:line="360" w:lineRule="auto"/>
         <w:jc w:val="both"/>
-      </w:pPr>
-      <w:r>
         <w:rPr>
           <w:b/>
           <w:bCs/>
         </w:rPr>
-        <w:t>•Interoperability:</w:t>
-      </w:r>
+      </w:pPr>
       <w:r>
         <w:rPr>
           <w:b/>
           <w:bCs/>
         </w:rPr>
+        <w:t>•Accuracy</w:t>
+      </w:r>
+      <w:r>
+        <w:rPr>
+          <w:b/>
+          <w:bCs/>
+        </w:rPr>
         <w:t xml:space="preserve"> </w:t>
       </w:r>
       <w:r>
-        <w:t xml:space="preserve">Threat intelligence systems often need to interact with multiple security tools such as SIEM, IDS/IPS, SOAR platforms, and threat feeds that use different formats and standards. </w:t>
+        <w:rPr>
+          <w:b/>
+          <w:bCs/>
+        </w:rPr>
+        <w:t>and</w:t>
+      </w:r>
+      <w:r>
+        <w:rPr>
+          <w:b/>
+          <w:bCs/>
+        </w:rPr>
+        <w:t xml:space="preserve"> </w:t>
+      </w:r>
+      <w:r>
+        <w:rPr>
+          <w:b/>
+          <w:bCs/>
+        </w:rPr>
+        <w:t>Reliability:</w:t>
+      </w:r>
+      <w:r>
+        <w:rPr>
+          <w:b/>
+          <w:bCs/>
+        </w:rPr>
+        <w:t xml:space="preserve"> </w:t>
+      </w:r>
+      <w:r>
+        <w:t xml:space="preserve">False positives and inaccurate intelligence can overload security teams and reduce trust in the system. The framework must ensure high accuracy by validating </w:t>
       </w:r>
       <w:r>
         <w:lastRenderedPageBreak/>
-        <w:t>Ensuring interoperability is essential for seamless data exchange and integration. Without proper interoperability, intelligence sharing becomes inefficient and fragmented.</w:t>
+        <w:t>threat data, correlating multiple indicators, and applying contextual analysis. Reliable intelligence enables better prioritization of threats and effective decision</w:t>
+      </w:r>
+      <w:r>
+        <w:noBreakHyphen/>
+        <w:t>making.</w:t>
       </w:r>
     </w:p>
     <w:p>
@@ -20165,7 +19929,7 @@
           <w:b/>
           <w:bCs/>
         </w:rPr>
-        <w:t>•Accuracy</w:t>
+        <w:t>•Efficiency</w:t>
       </w:r>
       <w:r>
         <w:rPr>
@@ -20193,7 +19957,7 @@
           <w:b/>
           <w:bCs/>
         </w:rPr>
-        <w:t>Reliability:</w:t>
+        <w:t>Resource</w:t>
       </w:r>
       <w:r>
         <w:rPr>
@@ -20203,11 +19967,28 @@
         <w:t xml:space="preserve"> </w:t>
       </w:r>
       <w:r>
-        <w:t>False positives and inaccurate intelligence can overload security teams and reduce trust in the system. The framework must ensure high accuracy by validating threat data, correlating multiple indicators, and applying contextual analysis. Reliable intelligence enables better prioritization of threats and effective decision</w:t>
-      </w:r>
-      <w:r>
-        <w:noBreakHyphen/>
-        <w:t>making.</w:t>
+        <w:rPr>
+          <w:b/>
+          <w:bCs/>
+        </w:rPr>
+        <w:t>Utilization:</w:t>
+      </w:r>
+      <w:r>
+        <w:rPr>
+          <w:b/>
+          <w:bCs/>
+        </w:rPr>
+        <w:t xml:space="preserve"> </w:t>
+      </w:r>
+      <w:r>
+        <w:t>Threat intelligence processing involves analysis of large datasets, which can be computationally intensive. Efficient data processing techniques and automation must be used to minimize resource consumption. This is particularly important in environments with limited computational resources</w:t>
+      </w:r>
+      <w:r>
+        <w:rPr>
+          <w:b/>
+          <w:bCs/>
+        </w:rPr>
+        <w:t>.</w:t>
       </w:r>
     </w:p>
     <w:p>
@@ -20225,7 +20006,7 @@
           <w:b/>
           <w:bCs/>
         </w:rPr>
-        <w:t>•Efficiency</w:t>
+        <w:t>•System</w:t>
       </w:r>
       <w:r>
         <w:rPr>
@@ -20239,6 +20020,20 @@
           <w:b/>
           <w:bCs/>
         </w:rPr>
+        <w:t>Adaptability</w:t>
+      </w:r>
+      <w:r>
+        <w:rPr>
+          <w:b/>
+          <w:bCs/>
+        </w:rPr>
+        <w:t xml:space="preserve"> </w:t>
+      </w:r>
+      <w:r>
+        <w:rPr>
+          <w:b/>
+          <w:bCs/>
+        </w:rPr>
         <w:t>and</w:t>
       </w:r>
       <w:r>
@@ -20253,7 +20048,7 @@
           <w:b/>
           <w:bCs/>
         </w:rPr>
-        <w:t>Resource</w:t>
+        <w:t>Flexibility:</w:t>
       </w:r>
       <w:r>
         <w:rPr>
@@ -20263,28 +20058,30 @@
         <w:t xml:space="preserve"> </w:t>
       </w:r>
       <w:r>
-        <w:rPr>
-          <w:b/>
-          <w:bCs/>
-        </w:rPr>
-        <w:t>Utilization:</w:t>
-      </w:r>
-      <w:r>
-        <w:rPr>
-          <w:b/>
-          <w:bCs/>
-        </w:rPr>
-        <w:t xml:space="preserve"> </w:t>
-      </w:r>
-      <w:r>
-        <w:t>Threat intelligence processing involves analysis of large datasets, which can be computationally intensive. Efficient data processing techniques and automation must be used to minimize resource consumption. This is particularly important in environments with limited computational resources</w:t>
-      </w:r>
-      <w:r>
-        <w:rPr>
-          <w:b/>
-          <w:bCs/>
-        </w:rPr>
-        <w:t>.</w:t>
+        <w:t>The cyber threat landscape is constantly evolving, with attackers frequently changing tactics and tools. The threat intelligence framework should be adaptable to new data sources, emerging threat patterns, and evolving security requirements. A flexible design ensures long</w:t>
+      </w:r>
+      <w:r>
+        <w:noBreakHyphen/>
+        <w:t>term effectiveness and relevance of the system.</w:t>
+      </w:r>
+    </w:p>
+    <w:p>
+      <w:pPr>
+        <w:pStyle w:val="NormalWeb"/>
+        <w:jc w:val="both"/>
+        <w:rPr>
+          <w:b/>
+          <w:sz w:val="28"/>
+          <w:szCs w:val="28"/>
+        </w:rPr>
+      </w:pPr>
+      <w:r>
+        <w:rPr>
+          <w:b/>
+          <w:sz w:val="28"/>
+          <w:szCs w:val="28"/>
+        </w:rPr>
+        <w:t>3.8 Challenges Identified in the Design</w:t>
       </w:r>
     </w:p>
     <w:p>
@@ -20292,92 +20089,13 @@
         <w:pStyle w:val="NormalWeb"/>
         <w:spacing w:line="360" w:lineRule="auto"/>
         <w:jc w:val="both"/>
-        <w:rPr>
-          <w:b/>
-          <w:bCs/>
-        </w:rPr>
-      </w:pPr>
-      <w:r>
-        <w:rPr>
-          <w:b/>
-          <w:bCs/>
-        </w:rPr>
-        <w:t>•System</w:t>
-      </w:r>
-      <w:r>
-        <w:rPr>
-          <w:b/>
-          <w:bCs/>
-        </w:rPr>
-        <w:t xml:space="preserve"> </w:t>
-      </w:r>
-      <w:r>
-        <w:rPr>
-          <w:b/>
-          <w:bCs/>
-        </w:rPr>
-        <w:t>Adaptability</w:t>
-      </w:r>
-      <w:r>
-        <w:rPr>
-          <w:b/>
-          <w:bCs/>
-        </w:rPr>
-        <w:t xml:space="preserve"> </w:t>
-      </w:r>
-      <w:r>
-        <w:rPr>
-          <w:b/>
-          <w:bCs/>
-        </w:rPr>
-        <w:t>and</w:t>
-      </w:r>
-      <w:r>
-        <w:rPr>
-          <w:b/>
-          <w:bCs/>
-        </w:rPr>
-        <w:t xml:space="preserve"> </w:t>
-      </w:r>
-      <w:r>
-        <w:rPr>
-          <w:b/>
-          <w:bCs/>
-        </w:rPr>
-        <w:t>Flexibility:</w:t>
-      </w:r>
-      <w:r>
-        <w:rPr>
-          <w:b/>
-          <w:bCs/>
-        </w:rPr>
-        <w:t xml:space="preserve"> </w:t>
-      </w:r>
-      <w:r>
-        <w:t>The cyber threat landscape is constantly evolving, with attackers frequently changing tactics and tools. The threat intelligence framework should be adaptable to new data sources, emerging threat patterns, and evolving security requirements. A flexible design ensures long</w:t>
+      </w:pPr>
+      <w:r>
+        <w:t>Designing and implementing a Threat Intelligence framework presents several challenges. One major challenge is managing and correlating data from heterogeneous sources with varying formats and reliability. Ensuring high</w:t>
       </w:r>
       <w:r>
         <w:noBreakHyphen/>
-        <w:t>term effectiveness and relevance of the system.</w:t>
-      </w:r>
-    </w:p>
-    <w:p>
-      <w:pPr>
-        <w:pStyle w:val="NormalWeb"/>
-        <w:jc w:val="both"/>
-        <w:rPr>
-          <w:b/>
-          <w:sz w:val="28"/>
-          <w:szCs w:val="28"/>
-        </w:rPr>
-      </w:pPr>
-      <w:r>
-        <w:rPr>
-          <w:b/>
-          <w:sz w:val="28"/>
-          <w:szCs w:val="28"/>
-        </w:rPr>
-        <w:t>3.8 Challenges Identified in the Design</w:t>
+        <w:t>quality intelligence while reducing noise requires advanced processing and skilled analysis.</w:t>
       </w:r>
     </w:p>
     <w:p>
@@ -20387,20 +20105,6 @@
         <w:jc w:val="both"/>
       </w:pPr>
       <w:r>
-        <w:t>Designing and implementing a Threat Intelligence framework presents several challenges. One major challenge is managing and correlating data from heterogeneous sources with varying formats and reliability. Ensuring high</w:t>
-      </w:r>
-      <w:r>
-        <w:noBreakHyphen/>
-        <w:t>quality intelligence while reducing noise requires advanced processing and skilled analysis.</w:t>
-      </w:r>
-    </w:p>
-    <w:p>
-      <w:pPr>
-        <w:pStyle w:val="NormalWeb"/>
-        <w:spacing w:line="360" w:lineRule="auto"/>
-        <w:jc w:val="both"/>
-      </w:pPr>
-      <w:r>
         <w:t>Another challenge is the shortage of experienced threat intelligence analysts capable of interpreting complex attack patterns. Over</w:t>
       </w:r>
       <w:r>
@@ -20415,7 +20119,6 @@
     <w:p>
       <w:pPr>
         <w:pStyle w:val="NormalWeb"/>
-        <w:jc w:val="center"/>
         <w:rPr>
           <w:b/>
           <w:sz w:val="32"/>
@@ -20426,21 +20129,77 @@
     <w:p>
       <w:pPr>
         <w:pStyle w:val="NormalWeb"/>
-        <w:jc w:val="center"/>
         <w:rPr>
           <w:b/>
           <w:sz w:val="32"/>
           <w:szCs w:val="32"/>
         </w:rPr>
       </w:pPr>
-      <w:r>
+    </w:p>
+    <w:p>
+      <w:pPr>
+        <w:pStyle w:val="NormalWeb"/>
         <w:rPr>
           <w:b/>
           <w:sz w:val="32"/>
           <w:szCs w:val="32"/>
         </w:rPr>
+      </w:pPr>
+    </w:p>
+    <w:p>
+      <w:pPr>
+        <w:pStyle w:val="NormalWeb"/>
+        <w:rPr>
+          <w:b/>
+          <w:sz w:val="32"/>
+          <w:szCs w:val="32"/>
+        </w:rPr>
+      </w:pPr>
+    </w:p>
+    <w:p>
+      <w:pPr>
+        <w:pStyle w:val="NormalWeb"/>
+        <w:rPr>
+          <w:b/>
+          <w:sz w:val="32"/>
+          <w:szCs w:val="32"/>
+        </w:rPr>
+      </w:pPr>
+      <w:r>
+        <w:rPr>
+          <w:b/>
+          <w:sz w:val="32"/>
+          <w:szCs w:val="32"/>
+        </w:rPr>
         <w:lastRenderedPageBreak/>
-        <w:t>4. OUTCOMES &amp; UNDERSTANDING</w:t>
+        <w:t xml:space="preserve">CHAPTER </w:t>
+      </w:r>
+      <w:r>
+        <w:rPr>
+          <w:b/>
+          <w:sz w:val="32"/>
+          <w:szCs w:val="32"/>
+        </w:rPr>
+        <w:t>4</w:t>
+      </w:r>
+    </w:p>
+    <w:p>
+      <w:pPr>
+        <w:pStyle w:val="NormalWeb"/>
+        <w:jc w:val="center"/>
+        <w:rPr>
+          <w:b/>
+          <w:sz w:val="36"/>
+          <w:szCs w:val="36"/>
+        </w:rPr>
+      </w:pPr>
+      <w:r>
+        <w:rPr>
+          <w:b/>
+          <w:sz w:val="36"/>
+          <w:szCs w:val="36"/>
+        </w:rPr>
+        <w:t>OUTCOMES &amp; UNDERSTANDING</w:t>
       </w:r>
     </w:p>
     <w:p>
@@ -20561,7 +20320,11 @@
       </w:r>
       <w:r>
         <w:noBreakHyphen/>
-        <w:t>based detection, threat intelligence focuses on behavioral analysis, threat correlation, and contextual interpretation. This approach enables the identification of sophisticated and previously unknown threats.</w:t>
+        <w:t xml:space="preserve">based detection, threat intelligence focuses on behavioral analysis, threat correlation, </w:t>
+      </w:r>
+      <w:r>
+        <w:lastRenderedPageBreak/>
+        <w:t>and contextual interpretation. This approach enables the identification of sophisticated and previously unknown threats.</w:t>
       </w:r>
     </w:p>
     <w:p>
@@ -20571,7 +20334,6 @@
         <w:jc w:val="both"/>
       </w:pPr>
       <w:r>
-        <w:lastRenderedPageBreak/>
         <w:t>The analysis phase of the lifecycle demonstrates how isolated indicators such as IP addresses or file hashes gain significance when correlated with attacker behavior and historical data. This improved knowledge highlights the importance of combining multiple data sources and analytical techniques to detect emerging threats accurately. As a result, threat detection becomes more proactive, reducing dependency on reactive security measures.</w:t>
       </w:r>
     </w:p>
@@ -20656,15 +20418,7 @@
       </w:r>
       <w:r>
         <w:noBreakHyphen/>
-        <w:t xml:space="preserve">related data generated from network devices, endpoints, applications, and external intelligence sources </w:t>
-      </w:r>
-      <w:proofErr w:type="gramStart"/>
-      <w:r>
-        <w:t>is</w:t>
-      </w:r>
-      <w:proofErr w:type="gramEnd"/>
-      <w:r>
-        <w:t xml:space="preserve"> continuously collected and monitored. This constant flow of data enables organizations to maintain real</w:t>
+        <w:t>related data generated from network devices, endpoints, applications, and external intelligence sources is continuously collected and monitored. This constant flow of data enables organizations to maintain real</w:t>
       </w:r>
       <w:r>
         <w:noBreakHyphen/>
@@ -20682,6 +20436,7 @@
         <w:jc w:val="both"/>
       </w:pPr>
       <w:r>
+        <w:lastRenderedPageBreak/>
         <w:t>Threat intelligence plays a crucial role in enhancing decision</w:t>
       </w:r>
       <w:r>
@@ -20698,11 +20453,7 @@
       </w:r>
       <w:r>
         <w:noBreakHyphen/>
-        <w:t xml:space="preserve">priority intelligence is forwarded to security analysts and incident response teams, ensuring </w:t>
-      </w:r>
-      <w:r>
-        <w:lastRenderedPageBreak/>
-        <w:t>that decisions are based on accurate and trustworthy information. This reduces false positives and enables faster, more confident responses to cyber threats.</w:t>
+        <w:t>priority intelligence is forwarded to security analysts and incident response teams, ensuring that decisions are based on accurate and trustworthy information. This reduces false positives and enables faster, more confident responses to cyber threats.</w:t>
       </w:r>
     </w:p>
     <w:p>
@@ -20789,19 +20540,11 @@
         <w:jc w:val="both"/>
       </w:pPr>
       <w:r>
-        <w:t xml:space="preserve">The study also provides a practical understanding of the </w:t>
-      </w:r>
-      <w:proofErr w:type="gramStart"/>
-      <w:r>
-        <w:t>trade</w:t>
+        <w:t>The study also provides a practical understanding of the trade</w:t>
       </w:r>
       <w:r>
         <w:noBreakHyphen/>
-        <w:t>offs</w:t>
-      </w:r>
-      <w:proofErr w:type="gramEnd"/>
-      <w:r>
-        <w:t xml:space="preserve"> involved in security and risk management. While comprehensive threat intelligence improves security, it also introduces challenges such as increased data processing requirements, potential false positives, and resource consumption. Balancing security effectiveness with operational efficiency is therefore essential.</w:t>
+        <w:t>offs involved in security and risk management. While comprehensive threat intelligence improves security, it also introduces challenges such as increased data processing requirements, potential false positives, and resource consumption. Balancing security effectiveness with operational efficiency is therefore essential.</w:t>
       </w:r>
     </w:p>
     <w:p>
@@ -20871,7 +20614,11 @@
       </w:r>
       <w:r>
         <w:noBreakHyphen/>
-        <w:t>oriented understanding of how threat intelligence can be applied across various cybersecurity domains. Threat intelligence plays a vital role in Security Operations Centers (SOC), incident response teams, threat hunting activities, and strategic security planning. It supports early warning systems, improves response coordination, and enhances long</w:t>
+        <w:t xml:space="preserve">oriented understanding of how threat intelligence can be applied across various cybersecurity domains. Threat intelligence plays a vital role in Security Operations </w:t>
+      </w:r>
+      <w:r>
+        <w:lastRenderedPageBreak/>
+        <w:t>Centers (SOC), incident response teams, threat hunting activities, and strategic security planning. It supports early warning systems, improves response coordination, and enhances long</w:t>
       </w:r>
       <w:r>
         <w:noBreakHyphen/>
@@ -20885,7 +20632,6 @@
         <w:jc w:val="both"/>
       </w:pPr>
       <w:r>
-        <w:lastRenderedPageBreak/>
         <w:t>In practical scenarios, threat intelligence enables organizations to protect enterprise networks, cloud environments, financial systems, healthcare infrastructures, and critical services. By applying the Threat Intelligence Lifecycle, organizations can build proactive, adaptive, and resilient security frameworks. This application</w:t>
       </w:r>
       <w:r>
@@ -20908,27 +20654,171 @@
           <w:szCs w:val="32"/>
         </w:rPr>
       </w:pPr>
-      <w:r>
+    </w:p>
+    <w:p>
+      <w:pPr>
+        <w:pStyle w:val="NormalWeb"/>
+        <w:spacing w:line="360" w:lineRule="auto"/>
+        <w:jc w:val="center"/>
         <w:rPr>
           <w:b/>
           <w:sz w:val="32"/>
           <w:szCs w:val="32"/>
         </w:rPr>
-        <w:t>5.</w:t>
-      </w:r>
-      <w:r>
+      </w:pPr>
+    </w:p>
+    <w:p>
+      <w:pPr>
+        <w:pStyle w:val="NormalWeb"/>
+        <w:spacing w:line="360" w:lineRule="auto"/>
+        <w:jc w:val="center"/>
         <w:rPr>
           <w:b/>
           <w:sz w:val="32"/>
           <w:szCs w:val="32"/>
         </w:rPr>
-        <w:t xml:space="preserve"> </w:t>
-      </w:r>
-      <w:r>
+      </w:pPr>
+    </w:p>
+    <w:p>
+      <w:pPr>
+        <w:pStyle w:val="NormalWeb"/>
+        <w:spacing w:line="360" w:lineRule="auto"/>
+        <w:jc w:val="center"/>
         <w:rPr>
           <w:b/>
           <w:sz w:val="32"/>
           <w:szCs w:val="32"/>
+        </w:rPr>
+      </w:pPr>
+    </w:p>
+    <w:p>
+      <w:pPr>
+        <w:pStyle w:val="NormalWeb"/>
+        <w:spacing w:line="360" w:lineRule="auto"/>
+        <w:jc w:val="center"/>
+        <w:rPr>
+          <w:b/>
+          <w:sz w:val="32"/>
+          <w:szCs w:val="32"/>
+        </w:rPr>
+      </w:pPr>
+    </w:p>
+    <w:p>
+      <w:pPr>
+        <w:pStyle w:val="NormalWeb"/>
+        <w:spacing w:line="360" w:lineRule="auto"/>
+        <w:jc w:val="center"/>
+        <w:rPr>
+          <w:b/>
+          <w:sz w:val="32"/>
+          <w:szCs w:val="32"/>
+        </w:rPr>
+      </w:pPr>
+    </w:p>
+    <w:p>
+      <w:pPr>
+        <w:pStyle w:val="NormalWeb"/>
+        <w:spacing w:line="360" w:lineRule="auto"/>
+        <w:jc w:val="center"/>
+        <w:rPr>
+          <w:b/>
+          <w:sz w:val="32"/>
+          <w:szCs w:val="32"/>
+        </w:rPr>
+      </w:pPr>
+    </w:p>
+    <w:p>
+      <w:pPr>
+        <w:pStyle w:val="NormalWeb"/>
+        <w:spacing w:line="360" w:lineRule="auto"/>
+        <w:jc w:val="center"/>
+        <w:rPr>
+          <w:b/>
+          <w:sz w:val="32"/>
+          <w:szCs w:val="32"/>
+        </w:rPr>
+      </w:pPr>
+    </w:p>
+    <w:p>
+      <w:pPr>
+        <w:pStyle w:val="NormalWeb"/>
+        <w:spacing w:line="360" w:lineRule="auto"/>
+        <w:jc w:val="center"/>
+        <w:rPr>
+          <w:b/>
+          <w:sz w:val="32"/>
+          <w:szCs w:val="32"/>
+        </w:rPr>
+      </w:pPr>
+    </w:p>
+    <w:p>
+      <w:pPr>
+        <w:pStyle w:val="NormalWeb"/>
+        <w:spacing w:line="360" w:lineRule="auto"/>
+        <w:jc w:val="center"/>
+        <w:rPr>
+          <w:b/>
+          <w:sz w:val="32"/>
+          <w:szCs w:val="32"/>
+        </w:rPr>
+      </w:pPr>
+    </w:p>
+    <w:p>
+      <w:pPr>
+        <w:pStyle w:val="NormalWeb"/>
+        <w:spacing w:line="360" w:lineRule="auto"/>
+        <w:jc w:val="center"/>
+        <w:rPr>
+          <w:b/>
+          <w:sz w:val="32"/>
+          <w:szCs w:val="32"/>
+        </w:rPr>
+      </w:pPr>
+    </w:p>
+    <w:p>
+      <w:pPr>
+        <w:pStyle w:val="NormalWeb"/>
+        <w:spacing w:line="360" w:lineRule="auto"/>
+        <w:rPr>
+          <w:b/>
+          <w:sz w:val="32"/>
+          <w:szCs w:val="32"/>
+        </w:rPr>
+      </w:pPr>
+      <w:r>
+        <w:rPr>
+          <w:b/>
+          <w:sz w:val="32"/>
+          <w:szCs w:val="32"/>
+        </w:rPr>
+        <w:lastRenderedPageBreak/>
+        <w:t xml:space="preserve">CHAPTER </w:t>
+      </w:r>
+      <w:r>
+        <w:rPr>
+          <w:b/>
+          <w:sz w:val="32"/>
+          <w:szCs w:val="32"/>
+        </w:rPr>
+        <w:t>5</w:t>
+      </w:r>
+    </w:p>
+    <w:p>
+      <w:pPr>
+        <w:pStyle w:val="NormalWeb"/>
+        <w:spacing w:line="360" w:lineRule="auto"/>
+        <w:jc w:val="center"/>
+        <w:rPr>
+          <w:b/>
+          <w:sz w:val="36"/>
+          <w:szCs w:val="36"/>
+        </w:rPr>
+      </w:pPr>
+      <w:r>
+        <w:rPr>
+          <w:b/>
+          <w:sz w:val="36"/>
+          <w:szCs w:val="36"/>
         </w:rPr>
         <w:t>CONCLUSION AND FUTURE SCOPE</w:t>
       </w:r>
@@ -20943,10 +20833,6 @@
         <w:t xml:space="preserve">The study of the </w:t>
       </w:r>
       <w:r>
-        <w:rPr>
-          <w:b/>
-          <w:bCs/>
-        </w:rPr>
         <w:t>Threat Intelligence Lifecycle</w:t>
       </w:r>
       <w:r>
@@ -21025,12 +20911,15 @@
         <w:jc w:val="both"/>
       </w:pPr>
       <w:r>
+        <w:t>The significance of this study lies in its focus on structured and intelligence</w:t>
+      </w:r>
+      <w:r>
+        <w:noBreakHyphen/>
+        <w:t xml:space="preserve">based cybersecurity practices. By examining the Threat Intelligence Lifecycle, the study illustrates how modern security frameworks move beyond reactive defense mechanisms toward proactive and predictive </w:t>
+      </w:r>
+      <w:r>
         <w:lastRenderedPageBreak/>
-        <w:t>The significance of this study lies in its focus on structured and intelligence</w:t>
-      </w:r>
-      <w:r>
-        <w:noBreakHyphen/>
-        <w:t>based cybersecurity practices. By examining the Threat Intelligence Lifecycle, the study illustrates how modern security frameworks move beyond reactive defense mechanisms toward proactive and predictive threat management. This approach aligns cybersecurity efforts with organizational goals and risk management strategies.</w:t>
+        <w:t>threat management. This approach aligns cybersecurity efforts with organizational goals and risk management strategies.</w:t>
       </w:r>
     </w:p>
     <w:p>
@@ -21114,11 +21003,7 @@
         <w:jc w:val="both"/>
       </w:pPr>
       <w:r>
-        <w:t xml:space="preserve">The future scope of threat intelligence is closely tied to advancements in automation, artificial intelligence, and collaborative security frameworks. Future research and development can focus on integrating advanced machine learning and artificial intelligence techniques to enhance </w:t>
-      </w:r>
-      <w:r>
-        <w:lastRenderedPageBreak/>
-        <w:t>predictive threat analysis and reduce manual effort. These technologies can improve anomaly detection, behavioral analysis, and real</w:t>
+        <w:t>The future scope of threat intelligence is closely tied to advancements in automation, artificial intelligence, and collaborative security frameworks. Future research and development can focus on integrating advanced machine learning and artificial intelligence techniques to enhance predictive threat analysis and reduce manual effort. These technologies can improve anomaly detection, behavioral analysis, and real</w:t>
       </w:r>
       <w:r>
         <w:noBreakHyphen/>
@@ -21132,6 +21017,7 @@
         <w:jc w:val="both"/>
       </w:pPr>
       <w:r>
+        <w:lastRenderedPageBreak/>
         <w:t>Another promising direction is the expansion of intelligence sharing mechanisms across industries and organizations through standardized platforms and frameworks. Enhanced collaboration can strengthen collective defense against large</w:t>
       </w:r>
       <w:r>
@@ -21241,19 +21127,29 @@
     <w:p>
       <w:pPr>
         <w:pStyle w:val="NormalWeb"/>
-        <w:jc w:val="center"/>
         <w:rPr>
           <w:b/>
           <w:sz w:val="32"/>
           <w:szCs w:val="32"/>
         </w:rPr>
       </w:pPr>
-      <w:r>
+    </w:p>
+    <w:p>
+      <w:pPr>
+        <w:pStyle w:val="NormalWeb"/>
+        <w:jc w:val="center"/>
         <w:rPr>
           <w:b/>
           <w:sz w:val="32"/>
           <w:szCs w:val="32"/>
         </w:rPr>
+      </w:pPr>
+      <w:r>
+        <w:rPr>
+          <w:b/>
+          <w:sz w:val="32"/>
+          <w:szCs w:val="32"/>
+        </w:rPr>
         <w:lastRenderedPageBreak/>
         <w:t>REFERENCES</w:t>
       </w:r>
@@ -21379,11 +21275,7 @@
       </w:r>
       <w:proofErr w:type="spellStart"/>
       <w:r>
-        <w:t>Directions</w:t>
-      </w:r>
-      <w:proofErr w:type="gramStart"/>
-      <w:r>
-        <w:t>,”</w:t>
+        <w:t>Directions,”</w:t>
       </w:r>
       <w:r>
         <w:rPr>
@@ -21393,7 +21285,6 @@
         <w:t>Open</w:t>
       </w:r>
       <w:proofErr w:type="spellEnd"/>
-      <w:proofErr w:type="gramEnd"/>
       <w:r>
         <w:rPr>
           <w:i/>
@@ -21713,7 +21604,8 @@
       </w:pPr>
     </w:p>
     <w:sectPr>
-      <w:footerReference w:type="default" r:id="rId19"/>
+      <w:headerReference w:type="default" r:id="rId17"/>
+      <w:footerReference w:type="default" r:id="rId18"/>
       <w:pgSz w:w="12240" w:h="15840"/>
       <w:pgMar w:top="1440" w:right="1440" w:bottom="1440" w:left="1440" w:header="720" w:footer="720" w:gutter="0"/>
       <w:pgBorders w:offsetFrom="page">
@@ -21778,7 +21670,7 @@
         <w:b/>
         <w:sz w:val="20"/>
       </w:rPr>
-      <w:t xml:space="preserve">     </w:t>
+      <w:t xml:space="preserve">    </w:t>
     </w:r>
     <w:r>
       <w:rPr>
@@ -21806,7 +21698,28 @@
         <w:rFonts w:ascii="Times New Roman" w:eastAsiaTheme="majorEastAsia" w:hAnsi="Times New Roman" w:cs="Times New Roman"/>
         <w:sz w:val="20"/>
       </w:rPr>
-      <w:t>(CY)</w:t>
+      <w:t xml:space="preserve"> </w:t>
+    </w:r>
+    <w:r>
+      <w:rPr>
+        <w:rFonts w:ascii="Times New Roman" w:eastAsiaTheme="majorEastAsia" w:hAnsi="Times New Roman" w:cs="Times New Roman"/>
+        <w:sz w:val="20"/>
+      </w:rPr>
+      <w:t>(C</w:t>
+    </w:r>
+    <w:r>
+      <w:rPr>
+        <w:rFonts w:ascii="Times New Roman" w:eastAsiaTheme="majorEastAsia" w:hAnsi="Times New Roman" w:cs="Times New Roman"/>
+        <w:sz w:val="20"/>
+      </w:rPr>
+      <w:t>YBER SECURITY</w:t>
+    </w:r>
+    <w:r>
+      <w:rPr>
+        <w:rFonts w:ascii="Times New Roman" w:eastAsiaTheme="majorEastAsia" w:hAnsi="Times New Roman" w:cs="Times New Roman"/>
+        <w:sz w:val="20"/>
+      </w:rPr>
+      <w:t>)</w:t>
     </w:r>
     <w:r>
       <w:rPr>
@@ -21862,198 +21775,7 @@
         <w:rFonts w:ascii="Times New Roman" w:hAnsi="Times New Roman" w:cs="Times New Roman"/>
         <w:sz w:val="20"/>
       </w:rPr>
-      <w:t xml:space="preserve">                                                                           </w:t>
-    </w:r>
-    <w:r>
-      <w:rPr>
-        <w:rFonts w:ascii="Times New Roman" w:hAnsi="Times New Roman" w:cs="Times New Roman"/>
-        <w:sz w:val="20"/>
-      </w:rPr>
-      <w:t xml:space="preserve">    </w:t>
-    </w:r>
-    <w:r>
-      <w:rPr>
-        <w:rFonts w:ascii="Times New Roman" w:hAnsi="Times New Roman" w:cs="Times New Roman"/>
-        <w:sz w:val="20"/>
-      </w:rPr>
-      <w:t xml:space="preserve">     </w:t>
-    </w:r>
-    <w:r>
-      <w:rPr>
-        <w:rFonts w:ascii="Times New Roman" w:hAnsi="Times New Roman" w:cs="Times New Roman"/>
-        <w:sz w:val="20"/>
-      </w:rPr>
-      <w:t xml:space="preserve">    </w:t>
-    </w:r>
-    <w:r>
-      <w:rPr>
-        <w:rFonts w:ascii="Times New Roman" w:hAnsi="Times New Roman" w:cs="Times New Roman"/>
-        <w:sz w:val="20"/>
-      </w:rPr>
-      <w:fldChar w:fldCharType="begin"/>
-    </w:r>
-    <w:r>
-      <w:rPr>
-        <w:rFonts w:ascii="Times New Roman" w:hAnsi="Times New Roman" w:cs="Times New Roman"/>
-        <w:sz w:val="20"/>
-      </w:rPr>
-      <w:instrText xml:space="preserve"> PAGE   \* MERGEFORMAT </w:instrText>
-    </w:r>
-    <w:r>
-      <w:rPr>
-        <w:rFonts w:ascii="Times New Roman" w:hAnsi="Times New Roman" w:cs="Times New Roman"/>
-        <w:sz w:val="20"/>
-      </w:rPr>
-      <w:fldChar w:fldCharType="separate"/>
-    </w:r>
-    <w:r>
-      <w:rPr>
-        <w:rFonts w:ascii="Times New Roman" w:hAnsi="Times New Roman" w:cs="Times New Roman"/>
-        <w:noProof/>
-        <w:sz w:val="20"/>
-      </w:rPr>
-      <w:t>30</w:t>
-    </w:r>
-    <w:r>
-      <w:rPr>
-        <w:rFonts w:ascii="Times New Roman" w:hAnsi="Times New Roman" w:cs="Times New Roman"/>
-        <w:sz w:val="20"/>
-      </w:rPr>
-      <w:fldChar w:fldCharType="end"/>
-    </w:r>
-  </w:p>
-</w:ftr>
-</file>
-
-<file path=word/footer2.xml><?xml version="1.0" encoding="utf-8"?>
-<w:ftr xmlns:wpc="http://schemas.microsoft.com/office/word/2010/wordprocessingCanvas" xmlns:cx="http://schemas.microsoft.com/office/drawing/2014/chartex" xmlns:cx1="http://schemas.microsoft.com/office/drawing/2015/9/8/chartex" xmlns:cx2="http://schemas.microsoft.com/office/drawing/2015/10/21/chartex" xmlns:cx3="http://schemas.microsoft.com/office/drawing/2016/5/9/chartex" xmlns:cx4="http://schemas.microsoft.com/office/drawing/2016/5/10/chartex" xmlns:cx5="http://schemas.microsoft.com/office/drawing/2016/5/11/chartex" xmlns:cx6="http://schemas.microsoft.com/office/drawing/2016/5/12/chartex" xmlns:cx7="http://schemas.microsoft.com/office/drawing/2016/5/13/chartex" xmlns:cx8="http://schemas.microsoft.com/office/drawing/2016/5/14/chartex" xmlns:mc="http://schemas.openxmlformats.org/markup-compatibility/2006" xmlns:aink="http://schemas.microsoft.com/office/drawing/2016/ink" xmlns:am3d="http://schemas.microsoft.com/office/drawing/2017/model3d" xmlns:o="urn:schemas-microsoft-com:office:office" xmlns:oel="http://schemas.microsoft.com/office/2019/extlst" xmlns:r="http://schemas.openxmlformats.org/officeDocument/2006/relationships" xmlns:m="http://schemas.openxmlformats.org/officeDocument/2006/math" xmlns:v="urn:schemas-microsoft-com:vml" xmlns:wp14="http://schemas.microsoft.com/office/word/2010/wordprocessingDrawing" xmlns:wp="http://schemas.openxmlformats.org/drawingml/2006/wordprocessingDrawing" xmlns:w10="urn:schemas-microsoft-com:office:word" xmlns:w="http://schemas.openxmlformats.org/wordprocessingml/2006/main" xmlns:w14="http://schemas.microsoft.com/office/word/2010/wordml" xmlns:w15="http://schemas.microsoft.com/office/word/2012/wordml" xmlns:w16cex="http://schemas.microsoft.com/office/word/2018/wordml/cex" xmlns:w16cid="http://schemas.microsoft.com/office/word/2016/wordml/cid" xmlns:w16="http://schemas.microsoft.com/office/word/2018/wordml" xmlns:w16du="http://schemas.microsoft.com/office/word/2023/wordml/word16du" xmlns:w16sdtdh="http://schemas.microsoft.com/office/word/2020/wordml/sdtdatahash" xmlns:w16sdtfl="http://schemas.microsoft.com/office/word/2024/wordml/sdtformatlock" xmlns:w16se="http://schemas.microsoft.com/office/word/2015/wordml/symex" xmlns:wpg="http://schemas.microsoft.com/office/word/2010/wordprocessingGroup" xmlns:wpi="http://schemas.microsoft.com/office/word/2010/wordprocessingInk" xmlns:wne="http://schemas.microsoft.com/office/word/2006/wordml" xmlns:wps="http://schemas.microsoft.com/office/word/2010/wordprocessingShape" mc:Ignorable="w14 w15 w16se w16cid w16 w16cex w16sdtdh w16sdtfl w16du wp14">
-  <w:p>
-    <w:pPr>
-      <w:pBdr>
-        <w:top w:val="thinThickSmallGap" w:sz="24" w:space="1" w:color="823B0B" w:themeColor="accent2" w:themeShade="7F"/>
-      </w:pBdr>
-      <w:tabs>
-        <w:tab w:val="center" w:pos="4680"/>
-      </w:tabs>
-      <w:spacing w:after="0" w:line="240" w:lineRule="auto"/>
-      <w:ind w:right="-846" w:hanging="709"/>
-      <w:rPr>
-        <w:rFonts w:ascii="Times New Roman" w:eastAsia="Times New Roman" w:hAnsi="Times New Roman" w:cs="Times New Roman"/>
-        <w:sz w:val="20"/>
-      </w:rPr>
-    </w:pPr>
-    <w:r>
-      <w:rPr>
-        <w:rFonts w:ascii="Times New Roman" w:eastAsiaTheme="majorEastAsia" w:hAnsi="Times New Roman" w:cs="Times New Roman"/>
-        <w:b/>
-        <w:sz w:val="20"/>
-      </w:rPr>
-      <w:t xml:space="preserve">     </w:t>
-    </w:r>
-    <w:r>
-      <w:rPr>
-        <w:rFonts w:ascii="Times New Roman" w:eastAsiaTheme="majorEastAsia" w:hAnsi="Times New Roman" w:cs="Times New Roman"/>
-        <w:sz w:val="20"/>
-      </w:rPr>
-      <w:t xml:space="preserve">Dept. of </w:t>
-    </w:r>
-    <w:r>
-      <w:rPr>
-        <w:rFonts w:ascii="Times New Roman" w:eastAsiaTheme="majorEastAsia" w:hAnsi="Times New Roman" w:cs="Times New Roman"/>
-        <w:sz w:val="20"/>
-      </w:rPr>
-      <w:t>C</w:t>
-    </w:r>
-    <w:r>
-      <w:rPr>
-        <w:rFonts w:ascii="Times New Roman" w:eastAsiaTheme="majorEastAsia" w:hAnsi="Times New Roman" w:cs="Times New Roman"/>
-        <w:sz w:val="20"/>
-      </w:rPr>
-      <w:t>SE</w:t>
-    </w:r>
-    <w:r>
-      <w:rPr>
-        <w:rFonts w:ascii="Times New Roman" w:eastAsiaTheme="majorEastAsia" w:hAnsi="Times New Roman" w:cs="Times New Roman"/>
-        <w:sz w:val="20"/>
-      </w:rPr>
-      <w:t>(CY)</w:t>
-    </w:r>
-    <w:r>
-      <w:rPr>
-        <w:rFonts w:ascii="Times New Roman" w:eastAsiaTheme="majorEastAsia" w:hAnsi="Times New Roman" w:cs="Times New Roman"/>
-        <w:sz w:val="20"/>
-      </w:rPr>
-      <w:t>, DSCE</w:t>
-    </w:r>
-    <w:r>
-      <w:rPr>
-        <w:rFonts w:ascii="Times New Roman" w:eastAsiaTheme="majorEastAsia" w:hAnsi="Times New Roman" w:cs="Times New Roman"/>
-        <w:szCs w:val="32"/>
-      </w:rPr>
-      <w:t xml:space="preserve">                                                </w:t>
-    </w:r>
-    <w:r>
-      <w:rPr>
-        <w:rFonts w:ascii="Times New Roman" w:eastAsiaTheme="majorEastAsia" w:hAnsi="Times New Roman" w:cs="Times New Roman"/>
-        <w:szCs w:val="32"/>
-      </w:rPr>
-      <w:t xml:space="preserve">   </w:t>
-    </w:r>
-    <w:r>
-      <w:rPr>
-        <w:rFonts w:ascii="Times New Roman" w:eastAsiaTheme="majorEastAsia" w:hAnsi="Times New Roman" w:cs="Times New Roman"/>
-        <w:szCs w:val="32"/>
-      </w:rPr>
-      <w:t xml:space="preserve"> </w:t>
-    </w:r>
-    <w:r>
-      <w:rPr>
-        <w:rFonts w:ascii="Times New Roman" w:hAnsi="Times New Roman" w:cs="Times New Roman"/>
-        <w:sz w:val="20"/>
-      </w:rPr>
-      <w:t>AY 2025</w:t>
-    </w:r>
-    <w:r>
-      <w:rPr>
-        <w:rFonts w:ascii="Times New Roman" w:hAnsi="Times New Roman" w:cs="Times New Roman"/>
-        <w:sz w:val="20"/>
-      </w:rPr>
-      <w:t>-2</w:t>
-    </w:r>
-    <w:r>
-      <w:rPr>
-        <w:rFonts w:ascii="Times New Roman" w:hAnsi="Times New Roman" w:cs="Times New Roman"/>
-        <w:sz w:val="20"/>
-      </w:rPr>
-      <w:t>6</w:t>
-    </w:r>
-    <w:r>
-      <w:rPr>
-        <w:rFonts w:ascii="Times New Roman" w:hAnsi="Times New Roman" w:cs="Times New Roman"/>
-        <w:sz w:val="20"/>
-      </w:rPr>
-      <w:t xml:space="preserve">                                                                           </w:t>
-    </w:r>
-    <w:r>
-      <w:rPr>
-        <w:rFonts w:ascii="Times New Roman" w:hAnsi="Times New Roman" w:cs="Times New Roman"/>
-        <w:sz w:val="20"/>
-      </w:rPr>
-      <w:t xml:space="preserve">    </w:t>
-    </w:r>
-    <w:r>
-      <w:rPr>
-        <w:rFonts w:ascii="Times New Roman" w:hAnsi="Times New Roman" w:cs="Times New Roman"/>
-        <w:sz w:val="20"/>
-      </w:rPr>
-      <w:t xml:space="preserve">     </w:t>
-    </w:r>
-    <w:r>
-      <w:rPr>
-        <w:rFonts w:ascii="Times New Roman" w:hAnsi="Times New Roman" w:cs="Times New Roman"/>
-        <w:sz w:val="20"/>
-      </w:rPr>
-      <w:t xml:space="preserve">   </w:t>
+      <w:t xml:space="preserve">                                                             </w:t>
     </w:r>
     <w:r>
       <w:rPr>
@@ -22159,6 +21881,11 @@
       <w:rPr>
         <w:rFonts w:ascii="Calibri" w:eastAsia="Times New Roman" w:hAnsi="Calibri" w:cs="Times New Roman"/>
       </w:rPr>
+    </w:pPr>
+  </w:p>
+  <w:p>
+    <w:pPr>
+      <w:pStyle w:val="Header"/>
     </w:pPr>
   </w:p>
 </w:hdr>
